--- a/SWARD/Exercises/Exercise 3.docx
+++ b/SWARD/Exercises/Exercise 3.docx
@@ -59,10 +59,687 @@
           <w:b/>
           <w:bCs/>
           <w:color w:val="000000" w:themeColor="text1"/>
-          <w:sz w:val="24"/>
-          <w:szCs w:val="24"/>
-          <w:u w:val="single"/>
-          <w:lang w:val="en-US"/>
+          <w:lang w:val="en-US"/>
+        </w:rPr>
+      </w:pPr>
+      <w:r>
+        <w:rPr>
+          <w:b/>
+          <w:bCs/>
+          <w:color w:val="000000" w:themeColor="text1"/>
+          <w:lang w:val="en-US"/>
+        </w:rPr>
+        <w:t>Single Page:</w:t>
+      </w:r>
+      <w:r>
+        <w:rPr>
+          <w:b/>
+          <w:bCs/>
+          <w:color w:val="000000" w:themeColor="text1"/>
+          <w:lang w:val="en-US"/>
+        </w:rPr>
+        <w:t xml:space="preserve"> </w:t>
+      </w:r>
+    </w:p>
+    <w:p>
+      <w:pPr>
+        <w:rPr>
+          <w:color w:val="000000" w:themeColor="text1"/>
+          <w:lang w:val="en-US"/>
+        </w:rPr>
+      </w:pPr>
+      <w:r>
+        <w:rPr>
+          <w:color w:val="000000" w:themeColor="text1"/>
+        </w:rPr>
+        <w:t>A Single-Page Application (SPA) is a web application where the browser loads one initial HTML page and then uses JavaScript to dynamically update the content without full page reloads. After the first load, the application communicates with the backend through APIs (usually returning JSON), and all user interactions are handled in the browser, making it feel like a desktop application. This approach provides a smooth and highly interactive user experience, but it usually results in a heavier initial load because the JavaScript application must be downloaded first. It also increases frontend complexity and can make SEO more difficult without additional techniques like server-side rendering or pre-rendering.</w:t>
+      </w:r>
+    </w:p>
+    <w:p>
+      <w:pPr>
+        <w:rPr>
+          <w:b/>
+          <w:bCs/>
+          <w:color w:val="000000" w:themeColor="text1"/>
+          <w:lang w:val="en-US"/>
+        </w:rPr>
+      </w:pPr>
+      <w:r>
+        <w:rPr>
+          <w:b/>
+          <w:bCs/>
+          <w:color w:val="000000" w:themeColor="text1"/>
+          <w:lang w:val="en-US"/>
+        </w:rPr>
+        <w:t>Templating</w:t>
+      </w:r>
+      <w:r>
+        <w:rPr>
+          <w:b/>
+          <w:bCs/>
+          <w:color w:val="000000" w:themeColor="text1"/>
+          <w:lang w:val="en-US"/>
+        </w:rPr>
+        <w:t>:</w:t>
+      </w:r>
+    </w:p>
+    <w:p>
+      <w:pPr>
+        <w:rPr>
+          <w:color w:val="000000" w:themeColor="text1"/>
+        </w:rPr>
+      </w:pPr>
+      <w:r>
+        <w:rPr>
+          <w:color w:val="000000" w:themeColor="text1"/>
+        </w:rPr>
+        <w:t>A Server-Side Templating (SSR/SST) approach is a web architecture where the server generates complete HTML pages on each request by combining data with predefined templates, and then sends fully rendered pages directly to the browser. The browser’s role is mainly to display these HTML pages, and each user interaction often results in a new request to the server and a full page reload. This approach simplifies the frontend and generally provides better SEO and broader device compatibility, since no heavy JavaScript is required. However, it can increase server load because the server is responsible for rendering pages and may result in a less smooth, more traditional web experience compared to SPAs.</w:t>
+      </w:r>
+    </w:p>
+    <w:tbl>
+      <w:tblPr>
+        <w:tblW w:w="10162" w:type="dxa"/>
+        <w:tblCellSpacing w:w="15" w:type="dxa"/>
+        <w:tblCellMar>
+          <w:top w:w="15" w:type="dxa"/>
+          <w:left w:w="15" w:type="dxa"/>
+          <w:bottom w:w="15" w:type="dxa"/>
+          <w:right w:w="15" w:type="dxa"/>
+        </w:tblCellMar>
+        <w:tblLook w:val="04A0" w:firstRow="1" w:lastRow="0" w:firstColumn="1" w:lastColumn="0" w:noHBand="0" w:noVBand="1"/>
+      </w:tblPr>
+      <w:tblGrid>
+        <w:gridCol w:w="1475"/>
+        <w:gridCol w:w="4799"/>
+        <w:gridCol w:w="3888"/>
+      </w:tblGrid>
+      <w:tr>
+        <w:trPr>
+          <w:trHeight w:val="447"/>
+          <w:tblHeader/>
+          <w:tblCellSpacing w:w="15" w:type="dxa"/>
+        </w:trPr>
+        <w:tc>
+          <w:tcPr>
+            <w:tcW w:w="1430" w:type="dxa"/>
+            <w:vAlign w:val="center"/>
+            <w:hideMark/>
+          </w:tcPr>
+          <w:p>
+            <w:pPr>
+              <w:rPr>
+                <w:b/>
+                <w:bCs/>
+                <w:color w:val="000000" w:themeColor="text1"/>
+              </w:rPr>
+            </w:pPr>
+            <w:r>
+              <w:rPr>
+                <w:b/>
+                <w:bCs/>
+              </w:rPr>
+              <w:t>Quality Attribute</w:t>
+            </w:r>
+          </w:p>
+        </w:tc>
+        <w:tc>
+          <w:tcPr>
+            <w:tcW w:w="4769" w:type="dxa"/>
+            <w:vAlign w:val="center"/>
+            <w:hideMark/>
+          </w:tcPr>
+          <w:p>
+            <w:pPr>
+              <w:rPr>
+                <w:b/>
+                <w:bCs/>
+                <w:color w:val="000000" w:themeColor="text1"/>
+              </w:rPr>
+            </w:pPr>
+            <w:r>
+              <w:rPr>
+                <w:b/>
+                <w:bCs/>
+              </w:rPr>
+              <w:t>SPA</w:t>
+            </w:r>
+          </w:p>
+        </w:tc>
+        <w:tc>
+          <w:tcPr>
+            <w:tcW w:w="0" w:type="auto"/>
+            <w:vAlign w:val="center"/>
+            <w:hideMark/>
+          </w:tcPr>
+          <w:p>
+            <w:pPr>
+              <w:rPr>
+                <w:b/>
+                <w:bCs/>
+                <w:color w:val="000000" w:themeColor="text1"/>
+              </w:rPr>
+            </w:pPr>
+            <w:r>
+              <w:rPr>
+                <w:b/>
+                <w:bCs/>
+              </w:rPr>
+              <w:t>Template</w:t>
+            </w:r>
+          </w:p>
+        </w:tc>
+      </w:tr>
+      <w:tr>
+        <w:trPr>
+          <w:trHeight w:val="731"/>
+          <w:tblCellSpacing w:w="15" w:type="dxa"/>
+        </w:trPr>
+        <w:tc>
+          <w:tcPr>
+            <w:tcW w:w="1430" w:type="dxa"/>
+            <w:vAlign w:val="center"/>
+            <w:hideMark/>
+          </w:tcPr>
+          <w:p>
+            <w:pPr>
+              <w:rPr>
+                <w:b/>
+                <w:bCs/>
+                <w:color w:val="000000" w:themeColor="text1"/>
+              </w:rPr>
+            </w:pPr>
+            <w:r>
+              <w:t>Security</w:t>
+            </w:r>
+          </w:p>
+        </w:tc>
+        <w:tc>
+          <w:tcPr>
+            <w:tcW w:w="4769" w:type="dxa"/>
+            <w:vAlign w:val="center"/>
+            <w:hideMark/>
+          </w:tcPr>
+          <w:p>
+            <w:pPr>
+              <w:rPr>
+                <w:b/>
+                <w:bCs/>
+                <w:color w:val="000000" w:themeColor="text1"/>
+              </w:rPr>
+            </w:pPr>
+            <w:r>
+              <w:t>- (More attack surface due to heavy client-side JS and exposed APIs)</w:t>
+            </w:r>
+          </w:p>
+        </w:tc>
+        <w:tc>
+          <w:tcPr>
+            <w:tcW w:w="0" w:type="auto"/>
+            <w:vAlign w:val="center"/>
+            <w:hideMark/>
+          </w:tcPr>
+          <w:p>
+            <w:pPr>
+              <w:rPr>
+                <w:b/>
+                <w:bCs/>
+                <w:color w:val="000000" w:themeColor="text1"/>
+              </w:rPr>
+            </w:pPr>
+            <w:r>
+              <w:t>+ (Less client-side logic, server controls rendering)</w:t>
+            </w:r>
+          </w:p>
+        </w:tc>
+      </w:tr>
+      <w:tr>
+        <w:trPr>
+          <w:trHeight w:val="742"/>
+          <w:tblCellSpacing w:w="15" w:type="dxa"/>
+        </w:trPr>
+        <w:tc>
+          <w:tcPr>
+            <w:tcW w:w="1430" w:type="dxa"/>
+            <w:vAlign w:val="center"/>
+            <w:hideMark/>
+          </w:tcPr>
+          <w:p>
+            <w:pPr>
+              <w:rPr>
+                <w:b/>
+                <w:bCs/>
+                <w:color w:val="000000" w:themeColor="text1"/>
+              </w:rPr>
+            </w:pPr>
+            <w:r>
+              <w:t>Scalability</w:t>
+            </w:r>
+          </w:p>
+        </w:tc>
+        <w:tc>
+          <w:tcPr>
+            <w:tcW w:w="4769" w:type="dxa"/>
+            <w:vAlign w:val="center"/>
+            <w:hideMark/>
+          </w:tcPr>
+          <w:p>
+            <w:pPr>
+              <w:rPr>
+                <w:b/>
+                <w:bCs/>
+                <w:color w:val="000000" w:themeColor="text1"/>
+              </w:rPr>
+            </w:pPr>
+            <w:r>
+              <w:t>+ (Backend mainly serves APIs, lighter server rendering load)</w:t>
+            </w:r>
+          </w:p>
+        </w:tc>
+        <w:tc>
+          <w:tcPr>
+            <w:tcW w:w="0" w:type="auto"/>
+            <w:vAlign w:val="center"/>
+            <w:hideMark/>
+          </w:tcPr>
+          <w:p>
+            <w:pPr>
+              <w:rPr>
+                <w:b/>
+                <w:bCs/>
+                <w:color w:val="000000" w:themeColor="text1"/>
+              </w:rPr>
+            </w:pPr>
+            <w:r>
+              <w:t>- (Server renders full HTML pages per request)</w:t>
+            </w:r>
+          </w:p>
+        </w:tc>
+      </w:tr>
+      <w:tr>
+        <w:trPr>
+          <w:trHeight w:val="731"/>
+          <w:tblCellSpacing w:w="15" w:type="dxa"/>
+        </w:trPr>
+        <w:tc>
+          <w:tcPr>
+            <w:tcW w:w="1430" w:type="dxa"/>
+            <w:vAlign w:val="center"/>
+            <w:hideMark/>
+          </w:tcPr>
+          <w:p>
+            <w:pPr>
+              <w:rPr>
+                <w:b/>
+                <w:bCs/>
+                <w:color w:val="000000" w:themeColor="text1"/>
+              </w:rPr>
+            </w:pPr>
+            <w:r>
+              <w:t>Portability (FE)</w:t>
+            </w:r>
+          </w:p>
+        </w:tc>
+        <w:tc>
+          <w:tcPr>
+            <w:tcW w:w="4769" w:type="dxa"/>
+            <w:vAlign w:val="center"/>
+            <w:hideMark/>
+          </w:tcPr>
+          <w:p>
+            <w:pPr>
+              <w:rPr>
+                <w:b/>
+                <w:bCs/>
+                <w:color w:val="000000" w:themeColor="text1"/>
+              </w:rPr>
+            </w:pPr>
+            <w:r>
+              <w:t>- (Requires modern JS-enabled browser)</w:t>
+            </w:r>
+          </w:p>
+        </w:tc>
+        <w:tc>
+          <w:tcPr>
+            <w:tcW w:w="0" w:type="auto"/>
+            <w:vAlign w:val="center"/>
+            <w:hideMark/>
+          </w:tcPr>
+          <w:p>
+            <w:pPr>
+              <w:rPr>
+                <w:b/>
+                <w:bCs/>
+                <w:color w:val="000000" w:themeColor="text1"/>
+              </w:rPr>
+            </w:pPr>
+            <w:r>
+              <w:t>0 (Works even with minimal/no JavaScript support)</w:t>
+            </w:r>
+          </w:p>
+        </w:tc>
+      </w:tr>
+      <w:tr>
+        <w:trPr>
+          <w:trHeight w:val="731"/>
+          <w:tblCellSpacing w:w="15" w:type="dxa"/>
+        </w:trPr>
+        <w:tc>
+          <w:tcPr>
+            <w:tcW w:w="1430" w:type="dxa"/>
+            <w:vAlign w:val="center"/>
+            <w:hideMark/>
+          </w:tcPr>
+          <w:p>
+            <w:pPr>
+              <w:rPr>
+                <w:b/>
+                <w:bCs/>
+                <w:color w:val="000000" w:themeColor="text1"/>
+              </w:rPr>
+            </w:pPr>
+            <w:r>
+              <w:t>Usability</w:t>
+            </w:r>
+          </w:p>
+        </w:tc>
+        <w:tc>
+          <w:tcPr>
+            <w:tcW w:w="4769" w:type="dxa"/>
+            <w:vAlign w:val="center"/>
+            <w:hideMark/>
+          </w:tcPr>
+          <w:p>
+            <w:pPr>
+              <w:rPr>
+                <w:b/>
+                <w:bCs/>
+                <w:color w:val="000000" w:themeColor="text1"/>
+              </w:rPr>
+            </w:pPr>
+            <w:r>
+              <w:t>+ (Smooth, app-like experience without page reloads)</w:t>
+            </w:r>
+          </w:p>
+        </w:tc>
+        <w:tc>
+          <w:tcPr>
+            <w:tcW w:w="0" w:type="auto"/>
+            <w:vAlign w:val="center"/>
+            <w:hideMark/>
+          </w:tcPr>
+          <w:p>
+            <w:pPr>
+              <w:rPr>
+                <w:b/>
+                <w:bCs/>
+                <w:color w:val="000000" w:themeColor="text1"/>
+              </w:rPr>
+            </w:pPr>
+            <w:r>
+              <w:t>0 (Traditional page reload UX, less dynamic)</w:t>
+            </w:r>
+          </w:p>
+        </w:tc>
+      </w:tr>
+      <w:tr>
+        <w:trPr>
+          <w:trHeight w:val="731"/>
+          <w:tblCellSpacing w:w="15" w:type="dxa"/>
+        </w:trPr>
+        <w:tc>
+          <w:tcPr>
+            <w:tcW w:w="1430" w:type="dxa"/>
+            <w:vAlign w:val="center"/>
+            <w:hideMark/>
+          </w:tcPr>
+          <w:p>
+            <w:pPr>
+              <w:rPr>
+                <w:b/>
+                <w:bCs/>
+                <w:color w:val="000000" w:themeColor="text1"/>
+              </w:rPr>
+            </w:pPr>
+            <w:r>
+              <w:t>Performance Efficiency</w:t>
+            </w:r>
+          </w:p>
+        </w:tc>
+        <w:tc>
+          <w:tcPr>
+            <w:tcW w:w="4769" w:type="dxa"/>
+            <w:vAlign w:val="center"/>
+            <w:hideMark/>
+          </w:tcPr>
+          <w:p>
+            <w:pPr>
+              <w:rPr>
+                <w:b/>
+                <w:bCs/>
+                <w:color w:val="000000" w:themeColor="text1"/>
+              </w:rPr>
+            </w:pPr>
+            <w:r>
+              <w:t>+ (Fast UI interactions after initial load via client rendering)</w:t>
+            </w:r>
+          </w:p>
+        </w:tc>
+        <w:tc>
+          <w:tcPr>
+            <w:tcW w:w="0" w:type="auto"/>
+            <w:vAlign w:val="center"/>
+            <w:hideMark/>
+          </w:tcPr>
+          <w:p>
+            <w:pPr>
+              <w:rPr>
+                <w:b/>
+                <w:bCs/>
+                <w:color w:val="000000" w:themeColor="text1"/>
+              </w:rPr>
+            </w:pPr>
+            <w:r>
+              <w:t>+ (Fast initial page load due to server-rendered HTML)</w:t>
+            </w:r>
+          </w:p>
+        </w:tc>
+      </w:tr>
+      <w:tr>
+        <w:trPr>
+          <w:trHeight w:val="731"/>
+          <w:tblCellSpacing w:w="15" w:type="dxa"/>
+        </w:trPr>
+        <w:tc>
+          <w:tcPr>
+            <w:tcW w:w="1430" w:type="dxa"/>
+            <w:vAlign w:val="center"/>
+            <w:hideMark/>
+          </w:tcPr>
+          <w:p>
+            <w:pPr>
+              <w:rPr>
+                <w:b/>
+                <w:bCs/>
+                <w:color w:val="000000" w:themeColor="text1"/>
+              </w:rPr>
+            </w:pPr>
+            <w:r>
+              <w:t>Compatibility</w:t>
+            </w:r>
+          </w:p>
+        </w:tc>
+        <w:tc>
+          <w:tcPr>
+            <w:tcW w:w="4769" w:type="dxa"/>
+            <w:vAlign w:val="center"/>
+            <w:hideMark/>
+          </w:tcPr>
+          <w:p>
+            <w:pPr>
+              <w:rPr>
+                <w:b/>
+                <w:bCs/>
+                <w:color w:val="000000" w:themeColor="text1"/>
+              </w:rPr>
+            </w:pPr>
+            <w:r>
+              <w:t>+ (Flexible API-based integration with different systems)</w:t>
+            </w:r>
+          </w:p>
+        </w:tc>
+        <w:tc>
+          <w:tcPr>
+            <w:tcW w:w="0" w:type="auto"/>
+            <w:vAlign w:val="center"/>
+            <w:hideMark/>
+          </w:tcPr>
+          <w:p>
+            <w:pPr>
+              <w:rPr>
+                <w:b/>
+                <w:bCs/>
+                <w:color w:val="000000" w:themeColor="text1"/>
+              </w:rPr>
+            </w:pPr>
+            <w:r>
+              <w:t>0 (More tightly coupled server-rendered pages)</w:t>
+            </w:r>
+          </w:p>
+        </w:tc>
+      </w:tr>
+      <w:tr>
+        <w:trPr>
+          <w:trHeight w:val="742"/>
+          <w:tblCellSpacing w:w="15" w:type="dxa"/>
+        </w:trPr>
+        <w:tc>
+          <w:tcPr>
+            <w:tcW w:w="1430" w:type="dxa"/>
+            <w:vAlign w:val="center"/>
+            <w:hideMark/>
+          </w:tcPr>
+          <w:p>
+            <w:pPr>
+              <w:rPr>
+                <w:b/>
+                <w:bCs/>
+                <w:color w:val="000000" w:themeColor="text1"/>
+              </w:rPr>
+            </w:pPr>
+            <w:r>
+              <w:t>Reliability</w:t>
+            </w:r>
+          </w:p>
+        </w:tc>
+        <w:tc>
+          <w:tcPr>
+            <w:tcW w:w="4769" w:type="dxa"/>
+            <w:vAlign w:val="center"/>
+            <w:hideMark/>
+          </w:tcPr>
+          <w:p>
+            <w:pPr>
+              <w:rPr>
+                <w:b/>
+                <w:bCs/>
+                <w:color w:val="000000" w:themeColor="text1"/>
+              </w:rPr>
+            </w:pPr>
+            <w:r>
+              <w:t>0 (Depends on system design, not architecture type)</w:t>
+            </w:r>
+          </w:p>
+        </w:tc>
+        <w:tc>
+          <w:tcPr>
+            <w:tcW w:w="0" w:type="auto"/>
+            <w:vAlign w:val="center"/>
+            <w:hideMark/>
+          </w:tcPr>
+          <w:p>
+            <w:pPr>
+              <w:rPr>
+                <w:b/>
+                <w:bCs/>
+                <w:color w:val="000000" w:themeColor="text1"/>
+              </w:rPr>
+            </w:pPr>
+            <w:r>
+              <w:t>0 (Same reason; both equally reliable if built well)</w:t>
+            </w:r>
+          </w:p>
+        </w:tc>
+      </w:tr>
+      <w:tr>
+        <w:trPr>
+          <w:trHeight w:val="731"/>
+          <w:tblCellSpacing w:w="15" w:type="dxa"/>
+        </w:trPr>
+        <w:tc>
+          <w:tcPr>
+            <w:tcW w:w="1430" w:type="dxa"/>
+            <w:vAlign w:val="center"/>
+            <w:hideMark/>
+          </w:tcPr>
+          <w:p>
+            <w:pPr>
+              <w:rPr>
+                <w:b/>
+                <w:bCs/>
+                <w:color w:val="000000" w:themeColor="text1"/>
+              </w:rPr>
+            </w:pPr>
+            <w:r>
+              <w:t>Maintainability</w:t>
+            </w:r>
+          </w:p>
+        </w:tc>
+        <w:tc>
+          <w:tcPr>
+            <w:tcW w:w="4769" w:type="dxa"/>
+            <w:vAlign w:val="center"/>
+            <w:hideMark/>
+          </w:tcPr>
+          <w:p>
+            <w:pPr>
+              <w:rPr>
+                <w:b/>
+                <w:bCs/>
+                <w:color w:val="000000" w:themeColor="text1"/>
+              </w:rPr>
+            </w:pPr>
+            <w:r>
+              <w:t>0 (Complex frontend state management but modular UI possible)</w:t>
+            </w:r>
+          </w:p>
+        </w:tc>
+        <w:tc>
+          <w:tcPr>
+            <w:tcW w:w="0" w:type="auto"/>
+            <w:vAlign w:val="center"/>
+            <w:hideMark/>
+          </w:tcPr>
+          <w:p>
+            <w:pPr>
+              <w:rPr>
+                <w:b/>
+                <w:bCs/>
+                <w:color w:val="000000" w:themeColor="text1"/>
+              </w:rPr>
+            </w:pPr>
+            <w:r>
+              <w:t>+ (Simpler architecture, logic centralized on server)</w:t>
+            </w:r>
+          </w:p>
+        </w:tc>
+      </w:tr>
+    </w:tbl>
+    <w:p>
+      <w:pPr>
+        <w:rPr>
+          <w:b/>
+          <w:bCs/>
+          <w:color w:val="000000" w:themeColor="text1"/>
         </w:rPr>
       </w:pPr>
     </w:p>
@@ -212,7 +889,23 @@
           <w:color w:val="000000" w:themeColor="text1"/>
           <w:lang w:val="en-US"/>
         </w:rPr>
-        <w:t xml:space="preserve">from what I see we analyze the project management style, agile vs waterfall. We look how many teams we have and if we have any devs and how many and where </w:t>
+        <w:t xml:space="preserve">from what I see we analyze the project management style, agile vs waterfall. We look how many teams we have and if we have any </w:t>
+      </w:r>
+      <w:proofErr w:type="spellStart"/>
+      <w:r>
+        <w:rPr>
+          <w:color w:val="000000" w:themeColor="text1"/>
+          <w:lang w:val="en-US"/>
+        </w:rPr>
+        <w:t>devs</w:t>
+      </w:r>
+      <w:proofErr w:type="spellEnd"/>
+      <w:r>
+        <w:rPr>
+          <w:color w:val="000000" w:themeColor="text1"/>
+          <w:lang w:val="en-US"/>
+        </w:rPr>
+        <w:t xml:space="preserve"> and how many and where </w:t>
       </w:r>
       <w:r>
         <w:rPr>
@@ -451,7 +1144,23 @@
           <w:color w:val="000000" w:themeColor="text1"/>
           <w:lang w:val="en-US"/>
         </w:rPr>
-        <w:t>In this ADR we decide on which programming language are we going to base our TicTacToe on</w:t>
+        <w:t xml:space="preserve">In this ADR we decide on which programming language are we going to base our </w:t>
+      </w:r>
+      <w:proofErr w:type="spellStart"/>
+      <w:r>
+        <w:rPr>
+          <w:color w:val="000000" w:themeColor="text1"/>
+          <w:lang w:val="en-US"/>
+        </w:rPr>
+        <w:t>TicTacToe</w:t>
+      </w:r>
+      <w:proofErr w:type="spellEnd"/>
+      <w:r>
+        <w:rPr>
+          <w:color w:val="000000" w:themeColor="text1"/>
+          <w:lang w:val="en-US"/>
+        </w:rPr>
+        <w:t xml:space="preserve"> on</w:t>
       </w:r>
     </w:p>
     <w:p>
@@ -489,7 +1198,23 @@
           <w:color w:val="000000" w:themeColor="text1"/>
           <w:lang w:val="en-US"/>
         </w:rPr>
-        <w:t xml:space="preserve">We have a website to help 2 player play tictactoe together </w:t>
+        <w:t xml:space="preserve">We have a website to help 2 player play </w:t>
+      </w:r>
+      <w:proofErr w:type="spellStart"/>
+      <w:r>
+        <w:rPr>
+          <w:color w:val="000000" w:themeColor="text1"/>
+          <w:lang w:val="en-US"/>
+        </w:rPr>
+        <w:t>tictactoe</w:t>
+      </w:r>
+      <w:proofErr w:type="spellEnd"/>
+      <w:r>
+        <w:rPr>
+          <w:color w:val="000000" w:themeColor="text1"/>
+          <w:lang w:val="en-US"/>
+        </w:rPr>
+        <w:t xml:space="preserve"> together </w:t>
       </w:r>
     </w:p>
     <w:p>
@@ -534,8 +1259,17 @@
           <w:color w:val="000000" w:themeColor="text1"/>
           <w:lang w:val="en-US"/>
         </w:rPr>
-        <w:t>We have no users using linux</w:t>
-      </w:r>
+        <w:t xml:space="preserve">We have no users using </w:t>
+      </w:r>
+      <w:proofErr w:type="spellStart"/>
+      <w:r>
+        <w:rPr>
+          <w:color w:val="000000" w:themeColor="text1"/>
+          <w:lang w:val="en-US"/>
+        </w:rPr>
+        <w:t>linux</w:t>
+      </w:r>
+      <w:proofErr w:type="spellEnd"/>
     </w:p>
     <w:p>
       <w:pPr>
@@ -581,7 +1315,23 @@
           <w:color w:val="000000" w:themeColor="text1"/>
           <w:lang w:val="en-US"/>
         </w:rPr>
-        <w:t xml:space="preserve"> we have 3 devs all of them live in Germany 2 in Aschaffenburg and one in Frankfurt. We are using Agile workflow (iterative).</w:t>
+        <w:t xml:space="preserve"> we have 3 </w:t>
+      </w:r>
+      <w:proofErr w:type="spellStart"/>
+      <w:r>
+        <w:rPr>
+          <w:color w:val="000000" w:themeColor="text1"/>
+          <w:lang w:val="en-US"/>
+        </w:rPr>
+        <w:t>devs</w:t>
+      </w:r>
+      <w:proofErr w:type="spellEnd"/>
+      <w:r>
+        <w:rPr>
+          <w:color w:val="000000" w:themeColor="text1"/>
+          <w:lang w:val="en-US"/>
+        </w:rPr>
+        <w:t xml:space="preserve"> all of them live in Germany 2 in Aschaffenburg and one in Frankfurt. We are using Agile workflow (iterative).</w:t>
       </w:r>
     </w:p>
     <w:p>
@@ -605,7 +1355,23 @@
           <w:color w:val="000000" w:themeColor="text1"/>
           <w:lang w:val="en-US"/>
         </w:rPr>
-        <w:t xml:space="preserve"> all of our Devs know Java and have basic knowledge of Javascript and python, we are going to deploy on Amazon Web services</w:t>
+        <w:t xml:space="preserve"> all of our Devs know Java and have basic knowledge of </w:t>
+      </w:r>
+      <w:proofErr w:type="spellStart"/>
+      <w:r>
+        <w:rPr>
+          <w:color w:val="000000" w:themeColor="text1"/>
+          <w:lang w:val="en-US"/>
+        </w:rPr>
+        <w:t>Javascript</w:t>
+      </w:r>
+      <w:proofErr w:type="spellEnd"/>
+      <w:r>
+        <w:rPr>
+          <w:color w:val="000000" w:themeColor="text1"/>
+          <w:lang w:val="en-US"/>
+        </w:rPr>
+        <w:t xml:space="preserve"> and python, we are going to deploy on Amazon Web services</w:t>
       </w:r>
     </w:p>
     <w:p>
@@ -624,7 +1390,6 @@
           <w:color w:val="000000" w:themeColor="text1"/>
           <w:lang w:val="en-US"/>
         </w:rPr>
-        <w:lastRenderedPageBreak/>
         <w:t>Quality Objectives:</w:t>
       </w:r>
       <w:r>
@@ -664,6 +1429,7 @@
           <w:color w:val="000000" w:themeColor="text1"/>
           <w:lang w:val="en-US"/>
         </w:rPr>
+        <w:lastRenderedPageBreak/>
         <w:t xml:space="preserve">#Solution Alternatives </w:t>
       </w:r>
     </w:p>
@@ -1084,6 +1850,54 @@
           </w:p>
         </w:tc>
       </w:tr>
+      <w:tr>
+        <w:trPr>
+          <w:cnfStyle w:val="000000100000" w:firstRow="0" w:lastRow="0" w:firstColumn="0" w:lastColumn="0" w:oddVBand="0" w:evenVBand="0" w:oddHBand="1" w:evenHBand="0" w:firstRowFirstColumn="0" w:firstRowLastColumn="0" w:lastRowFirstColumn="0" w:lastRowLastColumn="0"/>
+          <w:trHeight w:val="661"/>
+        </w:trPr>
+        <w:tc>
+          <w:tcPr>
+            <w:cnfStyle w:val="001000000000" w:firstRow="0" w:lastRow="0" w:firstColumn="1" w:lastColumn="0" w:oddVBand="0" w:evenVBand="0" w:oddHBand="0" w:evenHBand="0" w:firstRowFirstColumn="0" w:firstRowLastColumn="0" w:lastRowFirstColumn="0" w:lastRowLastColumn="0"/>
+            <w:tcW w:w="1795" w:type="dxa"/>
+          </w:tcPr>
+          <w:p>
+            <w:pPr>
+              <w:rPr>
+                <w:color w:val="000000" w:themeColor="text1"/>
+                <w:lang w:val="en-US"/>
+              </w:rPr>
+            </w:pPr>
+          </w:p>
+        </w:tc>
+        <w:tc>
+          <w:tcPr>
+            <w:tcW w:w="3060" w:type="dxa"/>
+          </w:tcPr>
+          <w:p>
+            <w:pPr>
+              <w:cnfStyle w:val="000000100000" w:firstRow="0" w:lastRow="0" w:firstColumn="0" w:lastColumn="0" w:oddVBand="0" w:evenVBand="0" w:oddHBand="1" w:evenHBand="0" w:firstRowFirstColumn="0" w:firstRowLastColumn="0" w:lastRowFirstColumn="0" w:lastRowLastColumn="0"/>
+              <w:rPr>
+                <w:color w:val="000000" w:themeColor="text1"/>
+                <w:lang w:val="en-US"/>
+              </w:rPr>
+            </w:pPr>
+          </w:p>
+        </w:tc>
+        <w:tc>
+          <w:tcPr>
+            <w:tcW w:w="3169" w:type="dxa"/>
+          </w:tcPr>
+          <w:p>
+            <w:pPr>
+              <w:cnfStyle w:val="000000100000" w:firstRow="0" w:lastRow="0" w:firstColumn="0" w:lastColumn="0" w:oddVBand="0" w:evenVBand="0" w:oddHBand="1" w:evenHBand="0" w:firstRowFirstColumn="0" w:firstRowLastColumn="0" w:lastRowFirstColumn="0" w:lastRowLastColumn="0"/>
+              <w:rPr>
+                <w:color w:val="000000" w:themeColor="text1"/>
+                <w:lang w:val="en-US"/>
+              </w:rPr>
+            </w:pPr>
+          </w:p>
+        </w:tc>
+      </w:tr>
     </w:tbl>
     <w:p>
       <w:pPr>
@@ -1247,6 +2061,1927 @@
           <w:lang w:val="en-US"/>
         </w:rPr>
         <w:t>Slower development pace</w:t>
+      </w:r>
+    </w:p>
+    <w:p>
+      <w:pPr>
+        <w:rPr>
+          <w:color w:val="000000" w:themeColor="text1"/>
+          <w:lang w:val="en-US"/>
+        </w:rPr>
+      </w:pPr>
+    </w:p>
+    <w:p>
+      <w:pPr>
+        <w:rPr>
+          <w:color w:val="000000" w:themeColor="text1"/>
+          <w:lang w:val="en-US"/>
+        </w:rPr>
+      </w:pPr>
+    </w:p>
+    <w:p>
+      <w:pPr>
+        <w:rPr>
+          <w:color w:val="000000" w:themeColor="text1"/>
+          <w:lang w:val="en-US"/>
+        </w:rPr>
+      </w:pPr>
+    </w:p>
+    <w:p>
+      <w:pPr>
+        <w:rPr>
+          <w:color w:val="000000" w:themeColor="text1"/>
+          <w:lang w:val="en-US"/>
+        </w:rPr>
+      </w:pPr>
+    </w:p>
+    <w:p>
+      <w:pPr>
+        <w:rPr>
+          <w:color w:val="000000" w:themeColor="text1"/>
+          <w:lang w:val="en-US"/>
+        </w:rPr>
+      </w:pPr>
+    </w:p>
+    <w:p>
+      <w:pPr>
+        <w:rPr>
+          <w:color w:val="000000" w:themeColor="text1"/>
+          <w:lang w:val="en-US"/>
+        </w:rPr>
+      </w:pPr>
+      <w:r>
+        <w:rPr>
+          <w:color w:val="000000" w:themeColor="text1"/>
+          <w:lang w:val="en-US"/>
+        </w:rPr>
+        <w:lastRenderedPageBreak/>
+        <w:t>#ADR-002 Choosing the front-end Technology</w:t>
+      </w:r>
+    </w:p>
+    <w:p>
+      <w:pPr>
+        <w:rPr>
+          <w:color w:val="000000" w:themeColor="text1"/>
+        </w:rPr>
+      </w:pPr>
+      <w:r>
+        <w:rPr>
+          <w:color w:val="000000" w:themeColor="text1"/>
+          <w:lang w:val="en-US"/>
+        </w:rPr>
+        <w:t xml:space="preserve">Choosing between </w:t>
+      </w:r>
+      <w:r>
+        <w:rPr>
+          <w:color w:val="000000" w:themeColor="text1"/>
+        </w:rPr>
+        <w:t>Single-Page Application with dynamic calls, Server-Side Templating</w:t>
+      </w:r>
+    </w:p>
+    <w:p>
+      <w:pPr>
+        <w:rPr>
+          <w:color w:val="000000" w:themeColor="text1"/>
+        </w:rPr>
+      </w:pPr>
+      <w:r>
+        <w:rPr>
+          <w:color w:val="000000" w:themeColor="text1"/>
+        </w:rPr>
+        <w:t>#Context</w:t>
+      </w:r>
+    </w:p>
+    <w:p>
+      <w:pPr>
+        <w:rPr>
+          <w:color w:val="000000" w:themeColor="text1"/>
+          <w:lang w:val="en-US"/>
+        </w:rPr>
+      </w:pPr>
+      <w:r>
+        <w:rPr>
+          <w:color w:val="000000" w:themeColor="text1"/>
+          <w:lang w:val="en-US"/>
+        </w:rPr>
+        <w:t xml:space="preserve">We have a website to help 2 player play </w:t>
+      </w:r>
+      <w:proofErr w:type="spellStart"/>
+      <w:r>
+        <w:rPr>
+          <w:color w:val="000000" w:themeColor="text1"/>
+          <w:lang w:val="en-US"/>
+        </w:rPr>
+        <w:t>tictactoe</w:t>
+      </w:r>
+      <w:proofErr w:type="spellEnd"/>
+      <w:r>
+        <w:rPr>
+          <w:color w:val="000000" w:themeColor="text1"/>
+          <w:lang w:val="en-US"/>
+        </w:rPr>
+        <w:t xml:space="preserve"> together </w:t>
+      </w:r>
+    </w:p>
+    <w:p>
+      <w:pPr>
+        <w:rPr>
+          <w:color w:val="000000" w:themeColor="text1"/>
+          <w:lang w:val="en-US"/>
+        </w:rPr>
+      </w:pPr>
+      <w:r>
+        <w:rPr>
+          <w:color w:val="000000" w:themeColor="text1"/>
+          <w:lang w:val="en-US"/>
+        </w:rPr>
+        <w:t>25% of our users use Desktop</w:t>
+      </w:r>
+    </w:p>
+    <w:p>
+      <w:pPr>
+        <w:rPr>
+          <w:color w:val="000000" w:themeColor="text1"/>
+          <w:lang w:val="en-US"/>
+        </w:rPr>
+      </w:pPr>
+      <w:r>
+        <w:rPr>
+          <w:color w:val="000000" w:themeColor="text1"/>
+          <w:lang w:val="en-US"/>
+        </w:rPr>
+        <w:t>We have normally 150K active users but during lunch break we have 2 million</w:t>
+      </w:r>
+    </w:p>
+    <w:p>
+      <w:pPr>
+        <w:rPr>
+          <w:color w:val="000000" w:themeColor="text1"/>
+          <w:lang w:val="en-US"/>
+        </w:rPr>
+      </w:pPr>
+      <w:r>
+        <w:rPr>
+          <w:color w:val="000000" w:themeColor="text1"/>
+          <w:lang w:val="en-US"/>
+        </w:rPr>
+        <w:t xml:space="preserve">We have no users using </w:t>
+      </w:r>
+      <w:proofErr w:type="spellStart"/>
+      <w:r>
+        <w:rPr>
+          <w:color w:val="000000" w:themeColor="text1"/>
+          <w:lang w:val="en-US"/>
+        </w:rPr>
+        <w:t>linux</w:t>
+      </w:r>
+      <w:proofErr w:type="spellEnd"/>
+    </w:p>
+    <w:p>
+      <w:pPr>
+        <w:rPr>
+          <w:color w:val="000000" w:themeColor="text1"/>
+          <w:lang w:val="en-US"/>
+        </w:rPr>
+      </w:pPr>
+    </w:p>
+    <w:p>
+      <w:pPr>
+        <w:rPr>
+          <w:color w:val="000000" w:themeColor="text1"/>
+          <w:lang w:val="en-US"/>
+        </w:rPr>
+      </w:pPr>
+      <w:r>
+        <w:rPr>
+          <w:color w:val="000000" w:themeColor="text1"/>
+          <w:lang w:val="en-US"/>
+        </w:rPr>
+        <w:t>#Constraints</w:t>
+      </w:r>
+    </w:p>
+    <w:p>
+      <w:pPr>
+        <w:rPr>
+          <w:color w:val="000000" w:themeColor="text1"/>
+          <w:lang w:val="en-US"/>
+        </w:rPr>
+      </w:pPr>
+      <w:r>
+        <w:rPr>
+          <w:b/>
+          <w:bCs/>
+          <w:color w:val="000000" w:themeColor="text1"/>
+          <w:lang w:val="en-US"/>
+        </w:rPr>
+        <w:t xml:space="preserve">Organizational: </w:t>
+      </w:r>
+      <w:r>
+        <w:rPr>
+          <w:color w:val="000000" w:themeColor="text1"/>
+          <w:lang w:val="en-US"/>
+        </w:rPr>
+        <w:t xml:space="preserve">We have 3 developers 2 in Aschaffenburg and 1 in Mainz, we operate using Agile methodologies </w:t>
+      </w:r>
+    </w:p>
+    <w:p>
+      <w:pPr>
+        <w:rPr>
+          <w:color w:val="000000" w:themeColor="text1"/>
+          <w:lang w:val="en-US"/>
+        </w:rPr>
+      </w:pPr>
+      <w:r>
+        <w:rPr>
+          <w:b/>
+          <w:bCs/>
+          <w:color w:val="000000" w:themeColor="text1"/>
+          <w:lang w:val="en-US"/>
+        </w:rPr>
+        <w:t xml:space="preserve">Technical:  </w:t>
+      </w:r>
+      <w:r>
+        <w:rPr>
+          <w:color w:val="000000" w:themeColor="text1"/>
+          <w:lang w:val="en-US"/>
+        </w:rPr>
+        <w:t xml:space="preserve">all of our developers know </w:t>
+      </w:r>
+      <w:proofErr w:type="spellStart"/>
+      <w:r>
+        <w:rPr>
+          <w:color w:val="000000" w:themeColor="text1"/>
+          <w:lang w:val="en-US"/>
+        </w:rPr>
+        <w:t>javascript</w:t>
+      </w:r>
+      <w:proofErr w:type="spellEnd"/>
+      <w:r>
+        <w:rPr>
+          <w:color w:val="000000" w:themeColor="text1"/>
+          <w:lang w:val="en-US"/>
+        </w:rPr>
+        <w:t>, and we choose java for the backend, we are going to deploy on Microsoft azure</w:t>
+      </w:r>
+    </w:p>
+    <w:p>
+      <w:pPr>
+        <w:rPr>
+          <w:b/>
+          <w:bCs/>
+          <w:color w:val="000000" w:themeColor="text1"/>
+          <w:lang w:val="en-US"/>
+        </w:rPr>
+      </w:pPr>
+      <w:r>
+        <w:rPr>
+          <w:b/>
+          <w:bCs/>
+          <w:color w:val="000000" w:themeColor="text1"/>
+          <w:lang w:val="en-US"/>
+        </w:rPr>
+        <w:t xml:space="preserve">Quality attributes:  </w:t>
+      </w:r>
+    </w:p>
+    <w:p>
+      <w:pPr>
+        <w:rPr>
+          <w:color w:val="000000" w:themeColor="text1"/>
+          <w:lang w:val="en-US"/>
+        </w:rPr>
+      </w:pPr>
+      <w:r>
+        <w:rPr>
+          <w:color w:val="000000" w:themeColor="text1"/>
+          <w:lang w:val="en-US"/>
+        </w:rPr>
+        <w:t>-1-</w:t>
+      </w:r>
+      <w:r>
+        <w:rPr>
+          <w:color w:val="000000" w:themeColor="text1"/>
+          <w:lang w:val="en-US"/>
+        </w:rPr>
+        <w:t xml:space="preserve"> Functional Suitability  </w:t>
+      </w:r>
+      <w:r>
+        <w:rPr>
+          <w:color w:val="000000" w:themeColor="text1"/>
+          <w:lang w:val="en-US"/>
+        </w:rPr>
+        <w:t xml:space="preserve"> </w:t>
+      </w:r>
+      <w:r>
+        <w:rPr>
+          <w:color w:val="000000" w:themeColor="text1"/>
+          <w:lang w:val="en-US"/>
+        </w:rPr>
+        <w:t>-2-</w:t>
+      </w:r>
+      <w:r>
+        <w:rPr>
+          <w:color w:val="000000" w:themeColor="text1"/>
+          <w:lang w:val="en-US"/>
+        </w:rPr>
+        <w:t xml:space="preserve">Usability </w:t>
+      </w:r>
+      <w:r>
+        <w:rPr>
+          <w:color w:val="000000" w:themeColor="text1"/>
+          <w:lang w:val="en-US"/>
+        </w:rPr>
+        <w:t xml:space="preserve"> </w:t>
+      </w:r>
+      <w:r>
+        <w:rPr>
+          <w:color w:val="000000" w:themeColor="text1"/>
+          <w:lang w:val="en-US"/>
+        </w:rPr>
+        <w:t>-</w:t>
+      </w:r>
+      <w:r>
+        <w:rPr>
+          <w:color w:val="000000" w:themeColor="text1"/>
+          <w:lang w:val="en-US"/>
+        </w:rPr>
+        <w:t>3</w:t>
+      </w:r>
+      <w:r>
+        <w:rPr>
+          <w:color w:val="000000" w:themeColor="text1"/>
+          <w:lang w:val="en-US"/>
+        </w:rPr>
+        <w:t>- portability -</w:t>
+      </w:r>
+      <w:r>
+        <w:rPr>
+          <w:color w:val="000000" w:themeColor="text1"/>
+          <w:lang w:val="en-US"/>
+        </w:rPr>
+        <w:t>4</w:t>
+      </w:r>
+      <w:r>
+        <w:rPr>
+          <w:color w:val="000000" w:themeColor="text1"/>
+          <w:lang w:val="en-US"/>
+        </w:rPr>
+        <w:t>- reliability -</w:t>
+      </w:r>
+      <w:r>
+        <w:rPr>
+          <w:color w:val="000000" w:themeColor="text1"/>
+          <w:lang w:val="en-US"/>
+        </w:rPr>
+        <w:t>5</w:t>
+      </w:r>
+      <w:r>
+        <w:rPr>
+          <w:color w:val="000000" w:themeColor="text1"/>
+          <w:lang w:val="en-US"/>
+        </w:rPr>
+        <w:t>- maintainability</w:t>
+      </w:r>
+    </w:p>
+    <w:p>
+      <w:pPr>
+        <w:rPr>
+          <w:color w:val="000000" w:themeColor="text1"/>
+          <w:lang w:val="en-US"/>
+        </w:rPr>
+      </w:pPr>
+      <w:r>
+        <w:rPr>
+          <w:color w:val="000000" w:themeColor="text1"/>
+          <w:lang w:val="en-US"/>
+        </w:rPr>
+        <w:t xml:space="preserve">#Solution Alternatives </w:t>
+      </w:r>
+    </w:p>
+    <w:p>
+      <w:pPr>
+        <w:rPr>
+          <w:color w:val="000000" w:themeColor="text1"/>
+          <w:lang w:val="en-US"/>
+        </w:rPr>
+      </w:pPr>
+      <w:r>
+        <w:rPr>
+          <w:color w:val="000000" w:themeColor="text1"/>
+          <w:lang w:val="en-US"/>
+        </w:rPr>
+        <w:t># SP</w:t>
+      </w:r>
+      <w:r>
+        <w:rPr>
+          <w:color w:val="000000" w:themeColor="text1"/>
+          <w:lang w:val="en-US"/>
+        </w:rPr>
+        <w:t>A</w:t>
+      </w:r>
+      <w:r>
+        <w:rPr>
+          <w:color w:val="000000" w:themeColor="text1"/>
+          <w:lang w:val="en-US"/>
+        </w:rPr>
+        <w:t>:</w:t>
+      </w:r>
+    </w:p>
+    <w:p>
+      <w:pPr>
+        <w:rPr>
+          <w:color w:val="000000" w:themeColor="text1"/>
+          <w:lang w:val="en-US"/>
+        </w:rPr>
+      </w:pPr>
+      <w:r>
+        <w:rPr>
+          <w:color w:val="000000" w:themeColor="text1"/>
+          <w:lang w:val="en-US"/>
+        </w:rPr>
+        <w:t>A web application that loads a single page and dynamically updates content through JavaScript and backend API calls.</w:t>
+      </w:r>
+    </w:p>
+    <w:p>
+      <w:pPr>
+        <w:rPr>
+          <w:color w:val="000000" w:themeColor="text1"/>
+          <w:lang w:val="en-US"/>
+        </w:rPr>
+      </w:pPr>
+      <w:r>
+        <w:rPr>
+          <w:color w:val="000000" w:themeColor="text1"/>
+          <w:lang w:val="en-US"/>
+        </w:rPr>
+        <w:t>#Template:</w:t>
+      </w:r>
+    </w:p>
+    <w:p>
+      <w:pPr>
+        <w:rPr>
+          <w:color w:val="000000" w:themeColor="text1"/>
+        </w:rPr>
+      </w:pPr>
+      <w:r>
+        <w:rPr>
+          <w:color w:val="000000" w:themeColor="text1"/>
+        </w:rPr>
+        <w:t>The Server creates static HTML sites and pre-fills them with the respective content for the user.</w:t>
+      </w:r>
+    </w:p>
+    <w:p>
+      <w:pPr>
+        <w:rPr>
+          <w:color w:val="000000" w:themeColor="text1"/>
+          <w:lang w:val="en-US"/>
+        </w:rPr>
+      </w:pPr>
+      <w:r>
+        <w:rPr>
+          <w:color w:val="000000" w:themeColor="text1"/>
+        </w:rPr>
+        <w:t>#Evalutaion Of Alternatives</w:t>
+      </w:r>
+    </w:p>
+    <w:tbl>
+      <w:tblPr>
+        <w:tblStyle w:val="PlainTable1"/>
+        <w:tblW w:w="0" w:type="auto"/>
+        <w:tblLook w:val="04A0" w:firstRow="1" w:lastRow="0" w:firstColumn="1" w:lastColumn="0" w:noHBand="0" w:noVBand="1"/>
+      </w:tblPr>
+      <w:tblGrid>
+        <w:gridCol w:w="1795"/>
+        <w:gridCol w:w="3060"/>
+        <w:gridCol w:w="3169"/>
+      </w:tblGrid>
+      <w:tr>
+        <w:trPr>
+          <w:cnfStyle w:val="100000000000" w:firstRow="1" w:lastRow="0" w:firstColumn="0" w:lastColumn="0" w:oddVBand="0" w:evenVBand="0" w:oddHBand="0" w:evenHBand="0" w:firstRowFirstColumn="0" w:firstRowLastColumn="0" w:lastRowFirstColumn="0" w:lastRowLastColumn="0"/>
+          <w:trHeight w:val="661"/>
+        </w:trPr>
+        <w:tc>
+          <w:tcPr>
+            <w:cnfStyle w:val="001000000000" w:firstRow="0" w:lastRow="0" w:firstColumn="1" w:lastColumn="0" w:oddVBand="0" w:evenVBand="0" w:oddHBand="0" w:evenHBand="0" w:firstRowFirstColumn="0" w:firstRowLastColumn="0" w:lastRowFirstColumn="0" w:lastRowLastColumn="0"/>
+            <w:tcW w:w="1795" w:type="dxa"/>
+          </w:tcPr>
+          <w:p>
+            <w:pPr>
+              <w:rPr>
+                <w:color w:val="000000" w:themeColor="text1"/>
+                <w:lang w:val="en-US"/>
+              </w:rPr>
+            </w:pPr>
+          </w:p>
+        </w:tc>
+        <w:tc>
+          <w:tcPr>
+            <w:tcW w:w="3060" w:type="dxa"/>
+          </w:tcPr>
+          <w:p>
+            <w:pPr>
+              <w:cnfStyle w:val="100000000000" w:firstRow="1" w:lastRow="0" w:firstColumn="0" w:lastColumn="0" w:oddVBand="0" w:evenVBand="0" w:oddHBand="0" w:evenHBand="0" w:firstRowFirstColumn="0" w:firstRowLastColumn="0" w:lastRowFirstColumn="0" w:lastRowLastColumn="0"/>
+              <w:rPr>
+                <w:color w:val="000000" w:themeColor="text1"/>
+                <w:lang w:val="en-US"/>
+              </w:rPr>
+            </w:pPr>
+            <w:r>
+              <w:rPr>
+                <w:color w:val="000000" w:themeColor="text1"/>
+                <w:lang w:val="en-US"/>
+              </w:rPr>
+              <w:t>SPA</w:t>
+            </w:r>
+          </w:p>
+        </w:tc>
+        <w:tc>
+          <w:tcPr>
+            <w:tcW w:w="3169" w:type="dxa"/>
+          </w:tcPr>
+          <w:p>
+            <w:pPr>
+              <w:cnfStyle w:val="100000000000" w:firstRow="1" w:lastRow="0" w:firstColumn="0" w:lastColumn="0" w:oddVBand="0" w:evenVBand="0" w:oddHBand="0" w:evenHBand="0" w:firstRowFirstColumn="0" w:firstRowLastColumn="0" w:lastRowFirstColumn="0" w:lastRowLastColumn="0"/>
+              <w:rPr>
+                <w:color w:val="000000" w:themeColor="text1"/>
+                <w:lang w:val="en-US"/>
+              </w:rPr>
+            </w:pPr>
+            <w:proofErr w:type="spellStart"/>
+            <w:r>
+              <w:rPr>
+                <w:color w:val="000000" w:themeColor="text1"/>
+                <w:lang w:val="en-US"/>
+              </w:rPr>
+              <w:t>Tempelate</w:t>
+            </w:r>
+            <w:proofErr w:type="spellEnd"/>
+          </w:p>
+        </w:tc>
+      </w:tr>
+      <w:tr>
+        <w:trPr>
+          <w:cnfStyle w:val="000000100000" w:firstRow="0" w:lastRow="0" w:firstColumn="0" w:lastColumn="0" w:oddVBand="0" w:evenVBand="0" w:oddHBand="1" w:evenHBand="0" w:firstRowFirstColumn="0" w:firstRowLastColumn="0" w:lastRowFirstColumn="0" w:lastRowLastColumn="0"/>
+          <w:trHeight w:val="634"/>
+        </w:trPr>
+        <w:tc>
+          <w:tcPr>
+            <w:cnfStyle w:val="001000000000" w:firstRow="0" w:lastRow="0" w:firstColumn="1" w:lastColumn="0" w:oddVBand="0" w:evenVBand="0" w:oddHBand="0" w:evenHBand="0" w:firstRowFirstColumn="0" w:firstRowLastColumn="0" w:lastRowFirstColumn="0" w:lastRowLastColumn="0"/>
+            <w:tcW w:w="1795" w:type="dxa"/>
+          </w:tcPr>
+          <w:p>
+            <w:pPr>
+              <w:rPr>
+                <w:color w:val="000000" w:themeColor="text1"/>
+                <w:lang w:val="en-US"/>
+              </w:rPr>
+            </w:pPr>
+            <w:r>
+              <w:rPr>
+                <w:color w:val="000000" w:themeColor="text1"/>
+                <w:lang w:val="en-US"/>
+              </w:rPr>
+              <w:t>Functional Suitability</w:t>
+            </w:r>
+          </w:p>
+        </w:tc>
+        <w:tc>
+          <w:tcPr>
+            <w:tcW w:w="3060" w:type="dxa"/>
+          </w:tcPr>
+          <w:p>
+            <w:pPr>
+              <w:cnfStyle w:val="000000100000" w:firstRow="0" w:lastRow="0" w:firstColumn="0" w:lastColumn="0" w:oddVBand="0" w:evenVBand="0" w:oddHBand="1" w:evenHBand="0" w:firstRowFirstColumn="0" w:firstRowLastColumn="0" w:lastRowFirstColumn="0" w:lastRowLastColumn="0"/>
+              <w:rPr>
+                <w:color w:val="000000" w:themeColor="text1"/>
+                <w:lang w:val="en-US"/>
+              </w:rPr>
+            </w:pPr>
+            <w:r>
+              <w:rPr>
+                <w:color w:val="000000" w:themeColor="text1"/>
+                <w:lang w:val="en-US"/>
+              </w:rPr>
+              <w:t>+</w:t>
+            </w:r>
+          </w:p>
+        </w:tc>
+        <w:tc>
+          <w:tcPr>
+            <w:tcW w:w="3169" w:type="dxa"/>
+          </w:tcPr>
+          <w:p>
+            <w:pPr>
+              <w:cnfStyle w:val="000000100000" w:firstRow="0" w:lastRow="0" w:firstColumn="0" w:lastColumn="0" w:oddVBand="0" w:evenVBand="0" w:oddHBand="1" w:evenHBand="0" w:firstRowFirstColumn="0" w:firstRowLastColumn="0" w:lastRowFirstColumn="0" w:lastRowLastColumn="0"/>
+              <w:rPr>
+                <w:color w:val="000000" w:themeColor="text1"/>
+                <w:lang w:val="en-US"/>
+              </w:rPr>
+            </w:pPr>
+            <w:r>
+              <w:rPr>
+                <w:color w:val="000000" w:themeColor="text1"/>
+                <w:lang w:val="en-US"/>
+              </w:rPr>
+              <w:t>+</w:t>
+            </w:r>
+          </w:p>
+        </w:tc>
+      </w:tr>
+      <w:tr>
+        <w:trPr>
+          <w:trHeight w:val="661"/>
+        </w:trPr>
+        <w:tc>
+          <w:tcPr>
+            <w:cnfStyle w:val="001000000000" w:firstRow="0" w:lastRow="0" w:firstColumn="1" w:lastColumn="0" w:oddVBand="0" w:evenVBand="0" w:oddHBand="0" w:evenHBand="0" w:firstRowFirstColumn="0" w:firstRowLastColumn="0" w:lastRowFirstColumn="0" w:lastRowLastColumn="0"/>
+            <w:tcW w:w="1795" w:type="dxa"/>
+          </w:tcPr>
+          <w:p>
+            <w:pPr>
+              <w:rPr>
+                <w:color w:val="000000" w:themeColor="text1"/>
+                <w:lang w:val="en-US"/>
+              </w:rPr>
+            </w:pPr>
+            <w:r>
+              <w:rPr>
+                <w:b w:val="0"/>
+                <w:bCs w:val="0"/>
+                <w:color w:val="000000" w:themeColor="text1"/>
+                <w:lang w:val="en-US"/>
+              </w:rPr>
+              <w:t>Usability</w:t>
+            </w:r>
+          </w:p>
+        </w:tc>
+        <w:tc>
+          <w:tcPr>
+            <w:tcW w:w="3060" w:type="dxa"/>
+          </w:tcPr>
+          <w:p>
+            <w:pPr>
+              <w:cnfStyle w:val="000000000000" w:firstRow="0" w:lastRow="0" w:firstColumn="0" w:lastColumn="0" w:oddVBand="0" w:evenVBand="0" w:oddHBand="0" w:evenHBand="0" w:firstRowFirstColumn="0" w:firstRowLastColumn="0" w:lastRowFirstColumn="0" w:lastRowLastColumn="0"/>
+              <w:rPr>
+                <w:color w:val="000000" w:themeColor="text1"/>
+                <w:lang w:val="en-US"/>
+              </w:rPr>
+            </w:pPr>
+            <w:r>
+              <w:rPr>
+                <w:color w:val="000000" w:themeColor="text1"/>
+                <w:lang w:val="en-US"/>
+              </w:rPr>
+              <w:t>+</w:t>
+            </w:r>
+          </w:p>
+        </w:tc>
+        <w:tc>
+          <w:tcPr>
+            <w:tcW w:w="3169" w:type="dxa"/>
+          </w:tcPr>
+          <w:p>
+            <w:pPr>
+              <w:cnfStyle w:val="000000000000" w:firstRow="0" w:lastRow="0" w:firstColumn="0" w:lastColumn="0" w:oddVBand="0" w:evenVBand="0" w:oddHBand="0" w:evenHBand="0" w:firstRowFirstColumn="0" w:firstRowLastColumn="0" w:lastRowFirstColumn="0" w:lastRowLastColumn="0"/>
+              <w:rPr>
+                <w:color w:val="000000" w:themeColor="text1"/>
+                <w:lang w:val="en-US"/>
+              </w:rPr>
+            </w:pPr>
+            <w:r>
+              <w:rPr>
+                <w:color w:val="000000" w:themeColor="text1"/>
+                <w:lang w:val="en-US"/>
+              </w:rPr>
+              <w:t>0</w:t>
+            </w:r>
+          </w:p>
+        </w:tc>
+      </w:tr>
+      <w:tr>
+        <w:trPr>
+          <w:cnfStyle w:val="000000100000" w:firstRow="0" w:lastRow="0" w:firstColumn="0" w:lastColumn="0" w:oddVBand="0" w:evenVBand="0" w:oddHBand="1" w:evenHBand="0" w:firstRowFirstColumn="0" w:firstRowLastColumn="0" w:lastRowFirstColumn="0" w:lastRowLastColumn="0"/>
+          <w:trHeight w:val="634"/>
+        </w:trPr>
+        <w:tc>
+          <w:tcPr>
+            <w:cnfStyle w:val="001000000000" w:firstRow="0" w:lastRow="0" w:firstColumn="1" w:lastColumn="0" w:oddVBand="0" w:evenVBand="0" w:oddHBand="0" w:evenHBand="0" w:firstRowFirstColumn="0" w:firstRowLastColumn="0" w:lastRowFirstColumn="0" w:lastRowLastColumn="0"/>
+            <w:tcW w:w="1795" w:type="dxa"/>
+          </w:tcPr>
+          <w:p>
+            <w:pPr>
+              <w:rPr>
+                <w:color w:val="000000" w:themeColor="text1"/>
+                <w:lang w:val="en-US"/>
+              </w:rPr>
+            </w:pPr>
+            <w:r>
+              <w:rPr>
+                <w:color w:val="000000" w:themeColor="text1"/>
+                <w:lang w:val="en-US"/>
+              </w:rPr>
+              <w:t>Portability</w:t>
+            </w:r>
+          </w:p>
+        </w:tc>
+        <w:tc>
+          <w:tcPr>
+            <w:tcW w:w="3060" w:type="dxa"/>
+          </w:tcPr>
+          <w:p>
+            <w:pPr>
+              <w:cnfStyle w:val="000000100000" w:firstRow="0" w:lastRow="0" w:firstColumn="0" w:lastColumn="0" w:oddVBand="0" w:evenVBand="0" w:oddHBand="1" w:evenHBand="0" w:firstRowFirstColumn="0" w:firstRowLastColumn="0" w:lastRowFirstColumn="0" w:lastRowLastColumn="0"/>
+              <w:rPr>
+                <w:color w:val="000000" w:themeColor="text1"/>
+                <w:lang w:val="en-US"/>
+              </w:rPr>
+            </w:pPr>
+            <w:r>
+              <w:rPr>
+                <w:color w:val="000000" w:themeColor="text1"/>
+                <w:lang w:val="en-US"/>
+              </w:rPr>
+              <w:t>-</w:t>
+            </w:r>
+          </w:p>
+        </w:tc>
+        <w:tc>
+          <w:tcPr>
+            <w:tcW w:w="3169" w:type="dxa"/>
+          </w:tcPr>
+          <w:p>
+            <w:pPr>
+              <w:cnfStyle w:val="000000100000" w:firstRow="0" w:lastRow="0" w:firstColumn="0" w:lastColumn="0" w:oddVBand="0" w:evenVBand="0" w:oddHBand="1" w:evenHBand="0" w:firstRowFirstColumn="0" w:firstRowLastColumn="0" w:lastRowFirstColumn="0" w:lastRowLastColumn="0"/>
+              <w:rPr>
+                <w:color w:val="000000" w:themeColor="text1"/>
+                <w:lang w:val="en-US"/>
+              </w:rPr>
+            </w:pPr>
+            <w:r>
+              <w:rPr>
+                <w:color w:val="000000" w:themeColor="text1"/>
+                <w:lang w:val="en-US"/>
+              </w:rPr>
+              <w:t>0</w:t>
+            </w:r>
+          </w:p>
+        </w:tc>
+      </w:tr>
+      <w:tr>
+        <w:trPr>
+          <w:trHeight w:val="661"/>
+        </w:trPr>
+        <w:tc>
+          <w:tcPr>
+            <w:cnfStyle w:val="001000000000" w:firstRow="0" w:lastRow="0" w:firstColumn="1" w:lastColumn="0" w:oddVBand="0" w:evenVBand="0" w:oddHBand="0" w:evenHBand="0" w:firstRowFirstColumn="0" w:firstRowLastColumn="0" w:lastRowFirstColumn="0" w:lastRowLastColumn="0"/>
+            <w:tcW w:w="1795" w:type="dxa"/>
+          </w:tcPr>
+          <w:p>
+            <w:pPr>
+              <w:rPr>
+                <w:color w:val="000000" w:themeColor="text1"/>
+                <w:lang w:val="en-US"/>
+              </w:rPr>
+            </w:pPr>
+            <w:r>
+              <w:rPr>
+                <w:color w:val="000000" w:themeColor="text1"/>
+                <w:lang w:val="en-US"/>
+              </w:rPr>
+              <w:t>Reliability</w:t>
+            </w:r>
+          </w:p>
+        </w:tc>
+        <w:tc>
+          <w:tcPr>
+            <w:tcW w:w="3060" w:type="dxa"/>
+          </w:tcPr>
+          <w:p>
+            <w:pPr>
+              <w:cnfStyle w:val="000000000000" w:firstRow="0" w:lastRow="0" w:firstColumn="0" w:lastColumn="0" w:oddVBand="0" w:evenVBand="0" w:oddHBand="0" w:evenHBand="0" w:firstRowFirstColumn="0" w:firstRowLastColumn="0" w:lastRowFirstColumn="0" w:lastRowLastColumn="0"/>
+              <w:rPr>
+                <w:color w:val="000000" w:themeColor="text1"/>
+                <w:lang w:val="en-US"/>
+              </w:rPr>
+            </w:pPr>
+            <w:r>
+              <w:rPr>
+                <w:color w:val="000000" w:themeColor="text1"/>
+                <w:lang w:val="en-US"/>
+              </w:rPr>
+              <w:t>0</w:t>
+            </w:r>
+          </w:p>
+        </w:tc>
+        <w:tc>
+          <w:tcPr>
+            <w:tcW w:w="3169" w:type="dxa"/>
+          </w:tcPr>
+          <w:p>
+            <w:pPr>
+              <w:cnfStyle w:val="000000000000" w:firstRow="0" w:lastRow="0" w:firstColumn="0" w:lastColumn="0" w:oddVBand="0" w:evenVBand="0" w:oddHBand="0" w:evenHBand="0" w:firstRowFirstColumn="0" w:firstRowLastColumn="0" w:lastRowFirstColumn="0" w:lastRowLastColumn="0"/>
+              <w:rPr>
+                <w:color w:val="000000" w:themeColor="text1"/>
+                <w:lang w:val="en-US"/>
+              </w:rPr>
+            </w:pPr>
+            <w:r>
+              <w:rPr>
+                <w:color w:val="000000" w:themeColor="text1"/>
+                <w:lang w:val="en-US"/>
+              </w:rPr>
+              <w:t>0</w:t>
+            </w:r>
+          </w:p>
+        </w:tc>
+      </w:tr>
+      <w:tr>
+        <w:trPr>
+          <w:cnfStyle w:val="000000100000" w:firstRow="0" w:lastRow="0" w:firstColumn="0" w:lastColumn="0" w:oddVBand="0" w:evenVBand="0" w:oddHBand="1" w:evenHBand="0" w:firstRowFirstColumn="0" w:firstRowLastColumn="0" w:lastRowFirstColumn="0" w:lastRowLastColumn="0"/>
+          <w:trHeight w:val="661"/>
+        </w:trPr>
+        <w:tc>
+          <w:tcPr>
+            <w:cnfStyle w:val="001000000000" w:firstRow="0" w:lastRow="0" w:firstColumn="1" w:lastColumn="0" w:oddVBand="0" w:evenVBand="0" w:oddHBand="0" w:evenHBand="0" w:firstRowFirstColumn="0" w:firstRowLastColumn="0" w:lastRowFirstColumn="0" w:lastRowLastColumn="0"/>
+            <w:tcW w:w="1795" w:type="dxa"/>
+          </w:tcPr>
+          <w:p>
+            <w:pPr>
+              <w:rPr>
+                <w:color w:val="000000" w:themeColor="text1"/>
+                <w:lang w:val="en-US"/>
+              </w:rPr>
+            </w:pPr>
+            <w:r>
+              <w:rPr>
+                <w:color w:val="000000" w:themeColor="text1"/>
+                <w:lang w:val="en-US"/>
+              </w:rPr>
+              <w:t xml:space="preserve">Maintainability </w:t>
+            </w:r>
+          </w:p>
+        </w:tc>
+        <w:tc>
+          <w:tcPr>
+            <w:tcW w:w="3060" w:type="dxa"/>
+          </w:tcPr>
+          <w:p>
+            <w:pPr>
+              <w:cnfStyle w:val="000000100000" w:firstRow="0" w:lastRow="0" w:firstColumn="0" w:lastColumn="0" w:oddVBand="0" w:evenVBand="0" w:oddHBand="1" w:evenHBand="0" w:firstRowFirstColumn="0" w:firstRowLastColumn="0" w:lastRowFirstColumn="0" w:lastRowLastColumn="0"/>
+              <w:rPr>
+                <w:color w:val="000000" w:themeColor="text1"/>
+                <w:lang w:val="en-US"/>
+              </w:rPr>
+            </w:pPr>
+            <w:r>
+              <w:rPr>
+                <w:color w:val="000000" w:themeColor="text1"/>
+                <w:lang w:val="en-US"/>
+              </w:rPr>
+              <w:t>0</w:t>
+            </w:r>
+          </w:p>
+        </w:tc>
+        <w:tc>
+          <w:tcPr>
+            <w:tcW w:w="3169" w:type="dxa"/>
+          </w:tcPr>
+          <w:p>
+            <w:pPr>
+              <w:cnfStyle w:val="000000100000" w:firstRow="0" w:lastRow="0" w:firstColumn="0" w:lastColumn="0" w:oddVBand="0" w:evenVBand="0" w:oddHBand="1" w:evenHBand="0" w:firstRowFirstColumn="0" w:firstRowLastColumn="0" w:lastRowFirstColumn="0" w:lastRowLastColumn="0"/>
+              <w:rPr>
+                <w:color w:val="000000" w:themeColor="text1"/>
+                <w:lang w:val="en-US"/>
+              </w:rPr>
+            </w:pPr>
+            <w:r>
+              <w:rPr>
+                <w:color w:val="000000" w:themeColor="text1"/>
+                <w:lang w:val="en-US"/>
+              </w:rPr>
+              <w:t>+</w:t>
+            </w:r>
+          </w:p>
+        </w:tc>
+      </w:tr>
+    </w:tbl>
+    <w:p>
+      <w:pPr>
+        <w:rPr>
+          <w:color w:val="000000" w:themeColor="text1"/>
+        </w:rPr>
+      </w:pPr>
+    </w:p>
+    <w:p>
+      <w:pPr>
+        <w:rPr>
+          <w:color w:val="000000" w:themeColor="text1"/>
+        </w:rPr>
+      </w:pPr>
+    </w:p>
+    <w:p>
+      <w:pPr>
+        <w:rPr>
+          <w:color w:val="000000" w:themeColor="text1"/>
+        </w:rPr>
+      </w:pPr>
+      <w:r>
+        <w:rPr>
+          <w:color w:val="000000" w:themeColor="text1"/>
+        </w:rPr>
+        <w:lastRenderedPageBreak/>
+        <w:t>#Decision</w:t>
+      </w:r>
+    </w:p>
+    <w:p>
+      <w:pPr>
+        <w:rPr>
+          <w:color w:val="000000" w:themeColor="text1"/>
+        </w:rPr>
+      </w:pPr>
+      <w:r>
+        <w:rPr>
+          <w:color w:val="000000" w:themeColor="text1"/>
+        </w:rPr>
+        <w:t>We will be moving forward with the SAP since we prioritise the usability more in this application</w:t>
+      </w:r>
+    </w:p>
+    <w:p>
+      <w:pPr>
+        <w:rPr>
+          <w:color w:val="000000" w:themeColor="text1"/>
+        </w:rPr>
+      </w:pPr>
+      <w:r>
+        <w:rPr>
+          <w:color w:val="000000" w:themeColor="text1"/>
+        </w:rPr>
+        <w:t>#Consequences</w:t>
+      </w:r>
+    </w:p>
+    <w:p>
+      <w:pPr>
+        <w:rPr>
+          <w:color w:val="000000" w:themeColor="text1"/>
+        </w:rPr>
+      </w:pPr>
+      <w:r>
+        <w:rPr>
+          <w:b/>
+          <w:bCs/>
+          <w:color w:val="000000" w:themeColor="text1"/>
+        </w:rPr>
+        <w:t xml:space="preserve">Advantages: </w:t>
+      </w:r>
+      <w:r>
+        <w:rPr>
+          <w:color w:val="000000" w:themeColor="text1"/>
+        </w:rPr>
+        <w:t>Improved user experience due to dynamic page updates without full page reloads.</w:t>
+      </w:r>
+      <w:r>
+        <w:rPr>
+          <w:color w:val="000000" w:themeColor="text1"/>
+        </w:rPr>
+        <w:t xml:space="preserve"> And improved scalability</w:t>
+      </w:r>
+    </w:p>
+    <w:p>
+      <w:pPr>
+        <w:rPr>
+          <w:color w:val="000000" w:themeColor="text1"/>
+        </w:rPr>
+      </w:pPr>
+      <w:r>
+        <w:rPr>
+          <w:b/>
+          <w:bCs/>
+          <w:color w:val="000000" w:themeColor="text1"/>
+        </w:rPr>
+        <w:t xml:space="preserve">Disadvantages: </w:t>
+      </w:r>
+      <w:r>
+        <w:rPr>
+          <w:color w:val="000000" w:themeColor="text1"/>
+        </w:rPr>
+        <w:t>portability will be harder to maintain, and not SEO  friendly.</w:t>
+      </w:r>
+    </w:p>
+    <w:p>
+      <w:pPr>
+        <w:rPr>
+          <w:color w:val="000000" w:themeColor="text1"/>
+        </w:rPr>
+      </w:pPr>
+      <w:r>
+        <w:rPr>
+          <w:color w:val="000000" w:themeColor="text1"/>
+        </w:rPr>
+        <w:t>#Risks</w:t>
+      </w:r>
+    </w:p>
+    <w:p>
+      <w:pPr>
+        <w:rPr>
+          <w:color w:val="000000" w:themeColor="text1"/>
+        </w:rPr>
+      </w:pPr>
+      <w:r>
+        <w:rPr>
+          <w:color w:val="000000" w:themeColor="text1"/>
+        </w:rPr>
+        <w:t>$$$ for Microsoft azure</w:t>
+      </w:r>
+    </w:p>
+    <w:p>
+      <w:pPr>
+        <w:rPr>
+          <w:color w:val="000000" w:themeColor="text1"/>
+        </w:rPr>
+      </w:pPr>
+    </w:p>
+    <w:p>
+      <w:pPr>
+        <w:rPr>
+          <w:color w:val="000000" w:themeColor="text1"/>
+        </w:rPr>
+      </w:pPr>
+      <w:r>
+        <w:rPr>
+          <w:color w:val="000000" w:themeColor="text1"/>
+        </w:rPr>
+        <w:t>#ADR-003 Choosing a backend framework in java</w:t>
+      </w:r>
+    </w:p>
+    <w:p>
+      <w:pPr>
+        <w:rPr>
+          <w:color w:val="000000" w:themeColor="text1"/>
+        </w:rPr>
+      </w:pPr>
+      <w:r>
+        <w:rPr>
+          <w:color w:val="000000" w:themeColor="text1"/>
+        </w:rPr>
+        <w:t xml:space="preserve">Choosing a backend framework for our </w:t>
+      </w:r>
+      <w:proofErr w:type="spellStart"/>
+      <w:r>
+        <w:rPr>
+          <w:color w:val="000000" w:themeColor="text1"/>
+        </w:rPr>
+        <w:t>tictactoe</w:t>
+      </w:r>
+      <w:proofErr w:type="spellEnd"/>
+      <w:r>
+        <w:rPr>
+          <w:color w:val="000000" w:themeColor="text1"/>
+        </w:rPr>
+        <w:t xml:space="preserve"> between Spring Boot and Jakarta</w:t>
+      </w:r>
+    </w:p>
+    <w:p>
+      <w:pPr>
+        <w:rPr>
+          <w:color w:val="000000" w:themeColor="text1"/>
+        </w:rPr>
+      </w:pPr>
+    </w:p>
+    <w:p>
+      <w:pPr>
+        <w:rPr>
+          <w:color w:val="000000" w:themeColor="text1"/>
+        </w:rPr>
+      </w:pPr>
+      <w:r>
+        <w:rPr>
+          <w:color w:val="000000" w:themeColor="text1"/>
+        </w:rPr>
+        <w:t>#Context</w:t>
+      </w:r>
+    </w:p>
+    <w:p>
+      <w:pPr>
+        <w:rPr>
+          <w:color w:val="000000" w:themeColor="text1"/>
+        </w:rPr>
+      </w:pPr>
+      <w:r>
+        <w:rPr>
+          <w:color w:val="000000" w:themeColor="text1"/>
+        </w:rPr>
+        <w:t xml:space="preserve">We are developing a web application for </w:t>
+      </w:r>
+      <w:proofErr w:type="spellStart"/>
+      <w:r>
+        <w:rPr>
+          <w:color w:val="000000" w:themeColor="text1"/>
+        </w:rPr>
+        <w:t>tictactoe</w:t>
+      </w:r>
+      <w:proofErr w:type="spellEnd"/>
+    </w:p>
+    <w:p>
+      <w:pPr>
+        <w:rPr>
+          <w:color w:val="000000" w:themeColor="text1"/>
+        </w:rPr>
+      </w:pPr>
+      <w:r>
+        <w:rPr>
+          <w:color w:val="000000" w:themeColor="text1"/>
+        </w:rPr>
+        <w:t>Our users are 25% desktop</w:t>
+      </w:r>
+    </w:p>
+    <w:p>
+      <w:pPr>
+        <w:rPr>
+          <w:color w:val="000000" w:themeColor="text1"/>
+        </w:rPr>
+      </w:pPr>
+      <w:r>
+        <w:rPr>
+          <w:color w:val="000000" w:themeColor="text1"/>
+        </w:rPr>
+        <w:t>We have no opera browser users</w:t>
+      </w:r>
+    </w:p>
+    <w:p>
+      <w:pPr>
+        <w:rPr>
+          <w:color w:val="000000" w:themeColor="text1"/>
+        </w:rPr>
+      </w:pPr>
+      <w:r>
+        <w:rPr>
+          <w:color w:val="000000" w:themeColor="text1"/>
+        </w:rPr>
+        <w:t>We have 150K during the day and a peak of 2Million during the lunch break</w:t>
+      </w:r>
+    </w:p>
+    <w:p>
+      <w:pPr>
+        <w:rPr>
+          <w:color w:val="000000" w:themeColor="text1"/>
+        </w:rPr>
+      </w:pPr>
+    </w:p>
+    <w:p>
+      <w:pPr>
+        <w:rPr>
+          <w:color w:val="000000" w:themeColor="text1"/>
+        </w:rPr>
+      </w:pPr>
+      <w:r>
+        <w:rPr>
+          <w:color w:val="000000" w:themeColor="text1"/>
+        </w:rPr>
+        <w:t xml:space="preserve">#Constraints </w:t>
+      </w:r>
+    </w:p>
+    <w:p>
+      <w:pPr>
+        <w:rPr>
+          <w:color w:val="000000" w:themeColor="text1"/>
+        </w:rPr>
+      </w:pPr>
+      <w:r>
+        <w:rPr>
+          <w:b/>
+          <w:bCs/>
+          <w:color w:val="000000" w:themeColor="text1"/>
+        </w:rPr>
+        <w:t>Organizational:</w:t>
+      </w:r>
+      <w:r>
+        <w:rPr>
+          <w:color w:val="000000" w:themeColor="text1"/>
+        </w:rPr>
+        <w:t xml:space="preserve"> we have 3 developers 2 of them in Aschaffenburg and one in Kahl, we are working in an agile environment.</w:t>
+      </w:r>
+    </w:p>
+    <w:p>
+      <w:pPr>
+        <w:rPr>
+          <w:color w:val="000000" w:themeColor="text1"/>
+        </w:rPr>
+      </w:pPr>
+      <w:r>
+        <w:rPr>
+          <w:b/>
+          <w:bCs/>
+          <w:color w:val="000000" w:themeColor="text1"/>
+        </w:rPr>
+        <w:t xml:space="preserve">Technological: </w:t>
+      </w:r>
+      <w:r>
+        <w:rPr>
+          <w:color w:val="000000" w:themeColor="text1"/>
+        </w:rPr>
+        <w:t xml:space="preserve">all our developers know java and </w:t>
+      </w:r>
+      <w:proofErr w:type="spellStart"/>
+      <w:r>
+        <w:rPr>
+          <w:color w:val="000000" w:themeColor="text1"/>
+        </w:rPr>
+        <w:t>javascript</w:t>
+      </w:r>
+      <w:proofErr w:type="spellEnd"/>
+      <w:r>
+        <w:rPr>
+          <w:color w:val="000000" w:themeColor="text1"/>
+        </w:rPr>
+        <w:t>, our management decided on React for the front end. And will deploy on Microsoft azure.</w:t>
+      </w:r>
+    </w:p>
+    <w:p>
+      <w:pPr>
+        <w:rPr>
+          <w:b/>
+          <w:bCs/>
+          <w:color w:val="000000" w:themeColor="text1"/>
+        </w:rPr>
+      </w:pPr>
+      <w:r>
+        <w:rPr>
+          <w:b/>
+          <w:bCs/>
+          <w:color w:val="000000" w:themeColor="text1"/>
+        </w:rPr>
+        <w:t>Quality Objectives:</w:t>
+      </w:r>
+    </w:p>
+    <w:p>
+      <w:pPr>
+        <w:rPr>
+          <w:color w:val="000000" w:themeColor="text1"/>
+          <w:lang w:val="en-US"/>
+        </w:rPr>
+      </w:pPr>
+      <w:r>
+        <w:rPr>
+          <w:color w:val="000000" w:themeColor="text1"/>
+          <w:lang w:val="en-US"/>
+        </w:rPr>
+        <w:t>-1- Functional Suitability   -2-Usability  -3- portability -4- reliability -5- maintainability</w:t>
+      </w:r>
+    </w:p>
+    <w:p>
+      <w:pPr>
+        <w:rPr>
+          <w:color w:val="000000" w:themeColor="text1"/>
+          <w:lang w:val="en-US"/>
+        </w:rPr>
+      </w:pPr>
+    </w:p>
+    <w:p>
+      <w:pPr>
+        <w:rPr>
+          <w:color w:val="000000" w:themeColor="text1"/>
+          <w:lang w:val="en-US"/>
+        </w:rPr>
+      </w:pPr>
+      <w:r>
+        <w:rPr>
+          <w:color w:val="000000" w:themeColor="text1"/>
+          <w:lang w:val="en-US"/>
+        </w:rPr>
+        <w:t>#Solution Alternatives:</w:t>
+      </w:r>
+    </w:p>
+    <w:p>
+      <w:pPr>
+        <w:rPr>
+          <w:color w:val="000000" w:themeColor="text1"/>
+          <w:lang w:val="en-US"/>
+        </w:rPr>
+      </w:pPr>
+      <w:r>
+        <w:rPr>
+          <w:color w:val="000000" w:themeColor="text1"/>
+          <w:lang w:val="en-US"/>
+        </w:rPr>
+        <w:t>#Spring boot</w:t>
+      </w:r>
+    </w:p>
+    <w:p>
+      <w:pPr>
+        <w:rPr>
+          <w:color w:val="000000" w:themeColor="text1"/>
+          <w:lang w:val="en-US"/>
+        </w:rPr>
+      </w:pPr>
+      <w:r>
+        <w:rPr>
+          <w:color w:val="000000" w:themeColor="text1"/>
+        </w:rPr>
+        <w:t>A lightweight Java framework that simplifies the development of web applications and REST APIs through auto-configuration and convention-over-configuration.</w:t>
+      </w:r>
+    </w:p>
+    <w:p>
+      <w:pPr>
+        <w:rPr>
+          <w:color w:val="000000" w:themeColor="text1"/>
+          <w:lang w:val="en-US"/>
+        </w:rPr>
+      </w:pPr>
+      <w:r>
+        <w:rPr>
+          <w:color w:val="000000" w:themeColor="text1"/>
+          <w:lang w:val="en-US"/>
+        </w:rPr>
+        <w:t>#Jakarta</w:t>
+      </w:r>
+    </w:p>
+    <w:p>
+      <w:pPr>
+        <w:rPr>
+          <w:color w:val="000000" w:themeColor="text1"/>
+        </w:rPr>
+      </w:pPr>
+      <w:r>
+        <w:rPr>
+          <w:color w:val="000000" w:themeColor="text1"/>
+        </w:rPr>
+        <w:t>A standardized enterprise Java platform that provides specifications and APIs for building large-scale web and business applications.</w:t>
+      </w:r>
+    </w:p>
+    <w:p>
+      <w:pPr>
+        <w:rPr>
+          <w:color w:val="000000" w:themeColor="text1"/>
+        </w:rPr>
+      </w:pPr>
+      <w:r>
+        <w:rPr>
+          <w:color w:val="000000" w:themeColor="text1"/>
+        </w:rPr>
+        <w:lastRenderedPageBreak/>
+        <w:t>#Evalutaion Of Alternatives</w:t>
+      </w:r>
+    </w:p>
+    <w:tbl>
+      <w:tblPr>
+        <w:tblStyle w:val="PlainTable1"/>
+        <w:tblW w:w="0" w:type="auto"/>
+        <w:tblLook w:val="04A0" w:firstRow="1" w:lastRow="0" w:firstColumn="1" w:lastColumn="0" w:noHBand="0" w:noVBand="1"/>
+      </w:tblPr>
+      <w:tblGrid>
+        <w:gridCol w:w="1795"/>
+        <w:gridCol w:w="3060"/>
+        <w:gridCol w:w="3169"/>
+      </w:tblGrid>
+      <w:tr>
+        <w:trPr>
+          <w:cnfStyle w:val="100000000000" w:firstRow="1" w:lastRow="0" w:firstColumn="0" w:lastColumn="0" w:oddVBand="0" w:evenVBand="0" w:oddHBand="0" w:evenHBand="0" w:firstRowFirstColumn="0" w:firstRowLastColumn="0" w:lastRowFirstColumn="0" w:lastRowLastColumn="0"/>
+          <w:trHeight w:val="661"/>
+        </w:trPr>
+        <w:tc>
+          <w:tcPr>
+            <w:cnfStyle w:val="001000000000" w:firstRow="0" w:lastRow="0" w:firstColumn="1" w:lastColumn="0" w:oddVBand="0" w:evenVBand="0" w:oddHBand="0" w:evenHBand="0" w:firstRowFirstColumn="0" w:firstRowLastColumn="0" w:lastRowFirstColumn="0" w:lastRowLastColumn="0"/>
+            <w:tcW w:w="1795" w:type="dxa"/>
+          </w:tcPr>
+          <w:p>
+            <w:pPr>
+              <w:rPr>
+                <w:color w:val="000000" w:themeColor="text1"/>
+                <w:lang w:val="en-US"/>
+              </w:rPr>
+            </w:pPr>
+          </w:p>
+        </w:tc>
+        <w:tc>
+          <w:tcPr>
+            <w:tcW w:w="3060" w:type="dxa"/>
+          </w:tcPr>
+          <w:p>
+            <w:pPr>
+              <w:cnfStyle w:val="100000000000" w:firstRow="1" w:lastRow="0" w:firstColumn="0" w:lastColumn="0" w:oddVBand="0" w:evenVBand="0" w:oddHBand="0" w:evenHBand="0" w:firstRowFirstColumn="0" w:firstRowLastColumn="0" w:lastRowFirstColumn="0" w:lastRowLastColumn="0"/>
+              <w:rPr>
+                <w:color w:val="000000" w:themeColor="text1"/>
+                <w:lang w:val="en-US"/>
+              </w:rPr>
+            </w:pPr>
+            <w:r>
+              <w:rPr>
+                <w:color w:val="000000" w:themeColor="text1"/>
+                <w:lang w:val="en-US"/>
+              </w:rPr>
+              <w:t>Spring Boot</w:t>
+            </w:r>
+          </w:p>
+        </w:tc>
+        <w:tc>
+          <w:tcPr>
+            <w:tcW w:w="3169" w:type="dxa"/>
+          </w:tcPr>
+          <w:p>
+            <w:pPr>
+              <w:cnfStyle w:val="100000000000" w:firstRow="1" w:lastRow="0" w:firstColumn="0" w:lastColumn="0" w:oddVBand="0" w:evenVBand="0" w:oddHBand="0" w:evenHBand="0" w:firstRowFirstColumn="0" w:firstRowLastColumn="0" w:lastRowFirstColumn="0" w:lastRowLastColumn="0"/>
+              <w:rPr>
+                <w:color w:val="000000" w:themeColor="text1"/>
+                <w:lang w:val="en-US"/>
+              </w:rPr>
+            </w:pPr>
+            <w:r>
+              <w:rPr>
+                <w:color w:val="000000" w:themeColor="text1"/>
+                <w:lang w:val="en-US"/>
+              </w:rPr>
+              <w:t>Jakarta</w:t>
+            </w:r>
+          </w:p>
+        </w:tc>
+      </w:tr>
+      <w:tr>
+        <w:trPr>
+          <w:cnfStyle w:val="000000100000" w:firstRow="0" w:lastRow="0" w:firstColumn="0" w:lastColumn="0" w:oddVBand="0" w:evenVBand="0" w:oddHBand="1" w:evenHBand="0" w:firstRowFirstColumn="0" w:firstRowLastColumn="0" w:lastRowFirstColumn="0" w:lastRowLastColumn="0"/>
+          <w:trHeight w:val="634"/>
+        </w:trPr>
+        <w:tc>
+          <w:tcPr>
+            <w:cnfStyle w:val="001000000000" w:firstRow="0" w:lastRow="0" w:firstColumn="1" w:lastColumn="0" w:oddVBand="0" w:evenVBand="0" w:oddHBand="0" w:evenHBand="0" w:firstRowFirstColumn="0" w:firstRowLastColumn="0" w:lastRowFirstColumn="0" w:lastRowLastColumn="0"/>
+            <w:tcW w:w="1795" w:type="dxa"/>
+          </w:tcPr>
+          <w:p>
+            <w:pPr>
+              <w:rPr>
+                <w:color w:val="000000" w:themeColor="text1"/>
+                <w:lang w:val="en-US"/>
+              </w:rPr>
+            </w:pPr>
+            <w:r>
+              <w:rPr>
+                <w:color w:val="000000" w:themeColor="text1"/>
+                <w:lang w:val="en-US"/>
+              </w:rPr>
+              <w:t>Functional Suitability</w:t>
+            </w:r>
+          </w:p>
+        </w:tc>
+        <w:tc>
+          <w:tcPr>
+            <w:tcW w:w="3060" w:type="dxa"/>
+          </w:tcPr>
+          <w:p>
+            <w:pPr>
+              <w:cnfStyle w:val="000000100000" w:firstRow="0" w:lastRow="0" w:firstColumn="0" w:lastColumn="0" w:oddVBand="0" w:evenVBand="0" w:oddHBand="1" w:evenHBand="0" w:firstRowFirstColumn="0" w:firstRowLastColumn="0" w:lastRowFirstColumn="0" w:lastRowLastColumn="0"/>
+              <w:rPr>
+                <w:color w:val="000000" w:themeColor="text1"/>
+                <w:lang w:val="en-US"/>
+              </w:rPr>
+            </w:pPr>
+            <w:r>
+              <w:rPr>
+                <w:color w:val="000000" w:themeColor="text1"/>
+                <w:lang w:val="en-US"/>
+              </w:rPr>
+              <w:t>+</w:t>
+            </w:r>
+          </w:p>
+        </w:tc>
+        <w:tc>
+          <w:tcPr>
+            <w:tcW w:w="3169" w:type="dxa"/>
+          </w:tcPr>
+          <w:p>
+            <w:pPr>
+              <w:cnfStyle w:val="000000100000" w:firstRow="0" w:lastRow="0" w:firstColumn="0" w:lastColumn="0" w:oddVBand="0" w:evenVBand="0" w:oddHBand="1" w:evenHBand="0" w:firstRowFirstColumn="0" w:firstRowLastColumn="0" w:lastRowFirstColumn="0" w:lastRowLastColumn="0"/>
+              <w:rPr>
+                <w:color w:val="000000" w:themeColor="text1"/>
+                <w:lang w:val="en-US"/>
+              </w:rPr>
+            </w:pPr>
+            <w:r>
+              <w:rPr>
+                <w:color w:val="000000" w:themeColor="text1"/>
+                <w:lang w:val="en-US"/>
+              </w:rPr>
+              <w:t>+</w:t>
+            </w:r>
+          </w:p>
+        </w:tc>
+      </w:tr>
+      <w:tr>
+        <w:trPr>
+          <w:trHeight w:val="661"/>
+        </w:trPr>
+        <w:tc>
+          <w:tcPr>
+            <w:cnfStyle w:val="001000000000" w:firstRow="0" w:lastRow="0" w:firstColumn="1" w:lastColumn="0" w:oddVBand="0" w:evenVBand="0" w:oddHBand="0" w:evenHBand="0" w:firstRowFirstColumn="0" w:firstRowLastColumn="0" w:lastRowFirstColumn="0" w:lastRowLastColumn="0"/>
+            <w:tcW w:w="1795" w:type="dxa"/>
+          </w:tcPr>
+          <w:p>
+            <w:pPr>
+              <w:rPr>
+                <w:color w:val="000000" w:themeColor="text1"/>
+                <w:lang w:val="en-US"/>
+              </w:rPr>
+            </w:pPr>
+            <w:r>
+              <w:rPr>
+                <w:b w:val="0"/>
+                <w:bCs w:val="0"/>
+                <w:color w:val="000000" w:themeColor="text1"/>
+                <w:lang w:val="en-US"/>
+              </w:rPr>
+              <w:t>Usability</w:t>
+            </w:r>
+          </w:p>
+        </w:tc>
+        <w:tc>
+          <w:tcPr>
+            <w:tcW w:w="3060" w:type="dxa"/>
+          </w:tcPr>
+          <w:p>
+            <w:pPr>
+              <w:cnfStyle w:val="000000000000" w:firstRow="0" w:lastRow="0" w:firstColumn="0" w:lastColumn="0" w:oddVBand="0" w:evenVBand="0" w:oddHBand="0" w:evenHBand="0" w:firstRowFirstColumn="0" w:firstRowLastColumn="0" w:lastRowFirstColumn="0" w:lastRowLastColumn="0"/>
+              <w:rPr>
+                <w:color w:val="000000" w:themeColor="text1"/>
+                <w:lang w:val="en-US"/>
+              </w:rPr>
+            </w:pPr>
+            <w:r>
+              <w:rPr>
+                <w:color w:val="000000" w:themeColor="text1"/>
+                <w:lang w:val="en-US"/>
+              </w:rPr>
+              <w:t>+</w:t>
+            </w:r>
+          </w:p>
+        </w:tc>
+        <w:tc>
+          <w:tcPr>
+            <w:tcW w:w="3169" w:type="dxa"/>
+          </w:tcPr>
+          <w:p>
+            <w:pPr>
+              <w:cnfStyle w:val="000000000000" w:firstRow="0" w:lastRow="0" w:firstColumn="0" w:lastColumn="0" w:oddVBand="0" w:evenVBand="0" w:oddHBand="0" w:evenHBand="0" w:firstRowFirstColumn="0" w:firstRowLastColumn="0" w:lastRowFirstColumn="0" w:lastRowLastColumn="0"/>
+              <w:rPr>
+                <w:color w:val="000000" w:themeColor="text1"/>
+                <w:lang w:val="en-US"/>
+              </w:rPr>
+            </w:pPr>
+            <w:r>
+              <w:rPr>
+                <w:color w:val="000000" w:themeColor="text1"/>
+                <w:lang w:val="en-US"/>
+              </w:rPr>
+              <w:t>0</w:t>
+            </w:r>
+          </w:p>
+        </w:tc>
+      </w:tr>
+      <w:tr>
+        <w:trPr>
+          <w:cnfStyle w:val="000000100000" w:firstRow="0" w:lastRow="0" w:firstColumn="0" w:lastColumn="0" w:oddVBand="0" w:evenVBand="0" w:oddHBand="1" w:evenHBand="0" w:firstRowFirstColumn="0" w:firstRowLastColumn="0" w:lastRowFirstColumn="0" w:lastRowLastColumn="0"/>
+          <w:trHeight w:val="634"/>
+        </w:trPr>
+        <w:tc>
+          <w:tcPr>
+            <w:cnfStyle w:val="001000000000" w:firstRow="0" w:lastRow="0" w:firstColumn="1" w:lastColumn="0" w:oddVBand="0" w:evenVBand="0" w:oddHBand="0" w:evenHBand="0" w:firstRowFirstColumn="0" w:firstRowLastColumn="0" w:lastRowFirstColumn="0" w:lastRowLastColumn="0"/>
+            <w:tcW w:w="1795" w:type="dxa"/>
+          </w:tcPr>
+          <w:p>
+            <w:pPr>
+              <w:rPr>
+                <w:color w:val="000000" w:themeColor="text1"/>
+                <w:lang w:val="en-US"/>
+              </w:rPr>
+            </w:pPr>
+            <w:r>
+              <w:rPr>
+                <w:color w:val="000000" w:themeColor="text1"/>
+                <w:lang w:val="en-US"/>
+              </w:rPr>
+              <w:t>Portability</w:t>
+            </w:r>
+          </w:p>
+        </w:tc>
+        <w:tc>
+          <w:tcPr>
+            <w:tcW w:w="3060" w:type="dxa"/>
+          </w:tcPr>
+          <w:p>
+            <w:pPr>
+              <w:cnfStyle w:val="000000100000" w:firstRow="0" w:lastRow="0" w:firstColumn="0" w:lastColumn="0" w:oddVBand="0" w:evenVBand="0" w:oddHBand="1" w:evenHBand="0" w:firstRowFirstColumn="0" w:firstRowLastColumn="0" w:lastRowFirstColumn="0" w:lastRowLastColumn="0"/>
+              <w:rPr>
+                <w:color w:val="000000" w:themeColor="text1"/>
+                <w:lang w:val="en-US"/>
+              </w:rPr>
+            </w:pPr>
+            <w:r>
+              <w:rPr>
+                <w:color w:val="000000" w:themeColor="text1"/>
+                <w:lang w:val="en-US"/>
+              </w:rPr>
+              <w:t>+</w:t>
+            </w:r>
+          </w:p>
+        </w:tc>
+        <w:tc>
+          <w:tcPr>
+            <w:tcW w:w="3169" w:type="dxa"/>
+          </w:tcPr>
+          <w:p>
+            <w:pPr>
+              <w:cnfStyle w:val="000000100000" w:firstRow="0" w:lastRow="0" w:firstColumn="0" w:lastColumn="0" w:oddVBand="0" w:evenVBand="0" w:oddHBand="1" w:evenHBand="0" w:firstRowFirstColumn="0" w:firstRowLastColumn="0" w:lastRowFirstColumn="0" w:lastRowLastColumn="0"/>
+              <w:rPr>
+                <w:color w:val="000000" w:themeColor="text1"/>
+                <w:lang w:val="en-US"/>
+              </w:rPr>
+            </w:pPr>
+            <w:r>
+              <w:rPr>
+                <w:color w:val="000000" w:themeColor="text1"/>
+                <w:lang w:val="en-US"/>
+              </w:rPr>
+              <w:t>+</w:t>
+            </w:r>
+          </w:p>
+        </w:tc>
+      </w:tr>
+      <w:tr>
+        <w:trPr>
+          <w:trHeight w:val="661"/>
+        </w:trPr>
+        <w:tc>
+          <w:tcPr>
+            <w:cnfStyle w:val="001000000000" w:firstRow="0" w:lastRow="0" w:firstColumn="1" w:lastColumn="0" w:oddVBand="0" w:evenVBand="0" w:oddHBand="0" w:evenHBand="0" w:firstRowFirstColumn="0" w:firstRowLastColumn="0" w:lastRowFirstColumn="0" w:lastRowLastColumn="0"/>
+            <w:tcW w:w="1795" w:type="dxa"/>
+          </w:tcPr>
+          <w:p>
+            <w:pPr>
+              <w:rPr>
+                <w:color w:val="000000" w:themeColor="text1"/>
+                <w:lang w:val="en-US"/>
+              </w:rPr>
+            </w:pPr>
+            <w:r>
+              <w:rPr>
+                <w:color w:val="000000" w:themeColor="text1"/>
+                <w:lang w:val="en-US"/>
+              </w:rPr>
+              <w:t>Reliability</w:t>
+            </w:r>
+          </w:p>
+        </w:tc>
+        <w:tc>
+          <w:tcPr>
+            <w:tcW w:w="3060" w:type="dxa"/>
+          </w:tcPr>
+          <w:p>
+            <w:pPr>
+              <w:cnfStyle w:val="000000000000" w:firstRow="0" w:lastRow="0" w:firstColumn="0" w:lastColumn="0" w:oddVBand="0" w:evenVBand="0" w:oddHBand="0" w:evenHBand="0" w:firstRowFirstColumn="0" w:firstRowLastColumn="0" w:lastRowFirstColumn="0" w:lastRowLastColumn="0"/>
+              <w:rPr>
+                <w:color w:val="000000" w:themeColor="text1"/>
+                <w:lang w:val="en-US"/>
+              </w:rPr>
+            </w:pPr>
+            <w:r>
+              <w:rPr>
+                <w:color w:val="000000" w:themeColor="text1"/>
+                <w:lang w:val="en-US"/>
+              </w:rPr>
+              <w:t>0</w:t>
+            </w:r>
+          </w:p>
+        </w:tc>
+        <w:tc>
+          <w:tcPr>
+            <w:tcW w:w="3169" w:type="dxa"/>
+          </w:tcPr>
+          <w:p>
+            <w:pPr>
+              <w:cnfStyle w:val="000000000000" w:firstRow="0" w:lastRow="0" w:firstColumn="0" w:lastColumn="0" w:oddVBand="0" w:evenVBand="0" w:oddHBand="0" w:evenHBand="0" w:firstRowFirstColumn="0" w:firstRowLastColumn="0" w:lastRowFirstColumn="0" w:lastRowLastColumn="0"/>
+              <w:rPr>
+                <w:color w:val="000000" w:themeColor="text1"/>
+                <w:lang w:val="en-US"/>
+              </w:rPr>
+            </w:pPr>
+            <w:r>
+              <w:rPr>
+                <w:color w:val="000000" w:themeColor="text1"/>
+                <w:lang w:val="en-US"/>
+              </w:rPr>
+              <w:t>+</w:t>
+            </w:r>
+          </w:p>
+        </w:tc>
+      </w:tr>
+      <w:tr>
+        <w:trPr>
+          <w:cnfStyle w:val="000000100000" w:firstRow="0" w:lastRow="0" w:firstColumn="0" w:lastColumn="0" w:oddVBand="0" w:evenVBand="0" w:oddHBand="1" w:evenHBand="0" w:firstRowFirstColumn="0" w:firstRowLastColumn="0" w:lastRowFirstColumn="0" w:lastRowLastColumn="0"/>
+          <w:trHeight w:val="661"/>
+        </w:trPr>
+        <w:tc>
+          <w:tcPr>
+            <w:cnfStyle w:val="001000000000" w:firstRow="0" w:lastRow="0" w:firstColumn="1" w:lastColumn="0" w:oddVBand="0" w:evenVBand="0" w:oddHBand="0" w:evenHBand="0" w:firstRowFirstColumn="0" w:firstRowLastColumn="0" w:lastRowFirstColumn="0" w:lastRowLastColumn="0"/>
+            <w:tcW w:w="1795" w:type="dxa"/>
+          </w:tcPr>
+          <w:p>
+            <w:pPr>
+              <w:rPr>
+                <w:color w:val="000000" w:themeColor="text1"/>
+                <w:lang w:val="en-US"/>
+              </w:rPr>
+            </w:pPr>
+            <w:r>
+              <w:rPr>
+                <w:color w:val="000000" w:themeColor="text1"/>
+                <w:lang w:val="en-US"/>
+              </w:rPr>
+              <w:t xml:space="preserve">Maintainability </w:t>
+            </w:r>
+          </w:p>
+        </w:tc>
+        <w:tc>
+          <w:tcPr>
+            <w:tcW w:w="3060" w:type="dxa"/>
+          </w:tcPr>
+          <w:p>
+            <w:pPr>
+              <w:cnfStyle w:val="000000100000" w:firstRow="0" w:lastRow="0" w:firstColumn="0" w:lastColumn="0" w:oddVBand="0" w:evenVBand="0" w:oddHBand="1" w:evenHBand="0" w:firstRowFirstColumn="0" w:firstRowLastColumn="0" w:lastRowFirstColumn="0" w:lastRowLastColumn="0"/>
+              <w:rPr>
+                <w:color w:val="000000" w:themeColor="text1"/>
+                <w:lang w:val="en-US"/>
+              </w:rPr>
+            </w:pPr>
+            <w:r>
+              <w:rPr>
+                <w:color w:val="000000" w:themeColor="text1"/>
+                <w:lang w:val="en-US"/>
+              </w:rPr>
+              <w:t>+</w:t>
+            </w:r>
+          </w:p>
+        </w:tc>
+        <w:tc>
+          <w:tcPr>
+            <w:tcW w:w="3169" w:type="dxa"/>
+          </w:tcPr>
+          <w:p>
+            <w:pPr>
+              <w:cnfStyle w:val="000000100000" w:firstRow="0" w:lastRow="0" w:firstColumn="0" w:lastColumn="0" w:oddVBand="0" w:evenVBand="0" w:oddHBand="1" w:evenHBand="0" w:firstRowFirstColumn="0" w:firstRowLastColumn="0" w:lastRowFirstColumn="0" w:lastRowLastColumn="0"/>
+              <w:rPr>
+                <w:color w:val="000000" w:themeColor="text1"/>
+                <w:lang w:val="en-US"/>
+              </w:rPr>
+            </w:pPr>
+            <w:r>
+              <w:rPr>
+                <w:color w:val="000000" w:themeColor="text1"/>
+                <w:lang w:val="en-US"/>
+              </w:rPr>
+              <w:t>0</w:t>
+            </w:r>
+          </w:p>
+        </w:tc>
+      </w:tr>
+    </w:tbl>
+    <w:p>
+      <w:pPr>
+        <w:rPr>
+          <w:color w:val="000000" w:themeColor="text1"/>
+        </w:rPr>
+      </w:pPr>
+    </w:p>
+    <w:p>
+      <w:pPr>
+        <w:rPr>
+          <w:color w:val="000000" w:themeColor="text1"/>
+        </w:rPr>
+      </w:pPr>
+      <w:r>
+        <w:rPr>
+          <w:color w:val="000000" w:themeColor="text1"/>
+        </w:rPr>
+        <w:t>#Decision</w:t>
+      </w:r>
+    </w:p>
+    <w:p>
+      <w:pPr>
+        <w:rPr>
+          <w:color w:val="000000" w:themeColor="text1"/>
+        </w:rPr>
+      </w:pPr>
+      <w:r>
+        <w:rPr>
+          <w:color w:val="000000" w:themeColor="text1"/>
+        </w:rPr>
+        <w:t>We Decide on Spring Boot since we prioritize the Usability</w:t>
+      </w:r>
+    </w:p>
+    <w:p>
+      <w:pPr>
+        <w:rPr>
+          <w:color w:val="000000" w:themeColor="text1"/>
+        </w:rPr>
+      </w:pPr>
+    </w:p>
+    <w:p>
+      <w:pPr>
+        <w:rPr>
+          <w:color w:val="000000" w:themeColor="text1"/>
+        </w:rPr>
+      </w:pPr>
+      <w:r>
+        <w:rPr>
+          <w:color w:val="000000" w:themeColor="text1"/>
+        </w:rPr>
+        <w:t>#Consequences:</w:t>
+      </w:r>
+    </w:p>
+    <w:p>
+      <w:pPr>
+        <w:rPr>
+          <w:color w:val="000000" w:themeColor="text1"/>
+        </w:rPr>
+      </w:pPr>
+      <w:r>
+        <w:rPr>
+          <w:b/>
+          <w:bCs/>
+          <w:color w:val="000000" w:themeColor="text1"/>
+        </w:rPr>
+        <w:t>Advantages:</w:t>
+      </w:r>
+      <w:r>
+        <w:rPr>
+          <w:b/>
+          <w:bCs/>
+          <w:color w:val="000000" w:themeColor="text1"/>
+        </w:rPr>
+        <w:t xml:space="preserve"> </w:t>
+      </w:r>
+      <w:r>
+        <w:rPr>
+          <w:color w:val="000000" w:themeColor="text1"/>
+        </w:rPr>
+        <w:t>improve the usability, the system is easier to understand, debug and improve.</w:t>
+      </w:r>
+    </w:p>
+    <w:p>
+      <w:pPr>
+        <w:rPr>
+          <w:color w:val="000000" w:themeColor="text1"/>
+        </w:rPr>
+      </w:pPr>
+      <w:r>
+        <w:rPr>
+          <w:b/>
+          <w:bCs/>
+          <w:color w:val="000000" w:themeColor="text1"/>
+        </w:rPr>
+        <w:t>Disadvantages:</w:t>
+      </w:r>
+      <w:r>
+        <w:rPr>
+          <w:b/>
+          <w:bCs/>
+          <w:color w:val="000000" w:themeColor="text1"/>
+        </w:rPr>
+        <w:t xml:space="preserve"> </w:t>
+      </w:r>
+      <w:r>
+        <w:rPr>
+          <w:color w:val="000000" w:themeColor="text1"/>
+        </w:rPr>
+        <w:t>Less reliable than the other alternative.</w:t>
+      </w:r>
+    </w:p>
+    <w:p>
+      <w:pPr>
+        <w:rPr>
+          <w:color w:val="000000" w:themeColor="text1"/>
+        </w:rPr>
+      </w:pPr>
+    </w:p>
+    <w:p>
+      <w:pPr>
+        <w:rPr>
+          <w:color w:val="000000" w:themeColor="text1"/>
+        </w:rPr>
+      </w:pPr>
+      <w:r>
+        <w:rPr>
+          <w:color w:val="000000" w:themeColor="text1"/>
+        </w:rPr>
+        <w:t>#Risks</w:t>
+      </w:r>
+    </w:p>
+    <w:p>
+      <w:pPr>
+        <w:rPr>
+          <w:color w:val="000000" w:themeColor="text1"/>
+        </w:rPr>
+      </w:pPr>
+      <w:r>
+        <w:rPr>
+          <w:color w:val="000000" w:themeColor="text1"/>
+        </w:rPr>
+        <w:t>Dependency on the Spring ecosystem may reduce flexibility when migrating to other Java frameworks in the future.</w:t>
       </w:r>
     </w:p>
     <w:sectPr>
@@ -1955,7 +4690,6 @@
   <w:style w:type="character" w:default="1" w:styleId="DefaultParagraphFont">
     <w:name w:val="Default Paragraph Font"/>
     <w:uiPriority w:val="1"/>
-    <w:semiHidden/>
     <w:unhideWhenUsed/>
   </w:style>
   <w:style w:type="table" w:default="1" w:styleId="TableNormal">

--- a/SWARD/Exercises/Exercise 3.docx
+++ b/SWARD/Exercises/Exercise 3.docx
@@ -133,7 +133,21 @@
         <w:rPr>
           <w:color w:val="000000" w:themeColor="text1"/>
         </w:rPr>
-        <w:t>A Server-Side Templating (SSR/SST) approach is a web architecture where the server generates complete HTML pages on each request by combining data with predefined templates, and then sends fully rendered pages directly to the browser. The browser’s role is mainly to display these HTML pages, and each user interaction often results in a new request to the server and a full page reload. This approach simplifies the frontend and generally provides better SEO and broader device compatibility, since no heavy JavaScript is required. However, it can increase server load because the server is responsible for rendering pages and may result in a less smooth, more traditional web experience compared to SPAs.</w:t>
+        <w:t xml:space="preserve">A Server-Side Templating (SSR/SST) approach is a web architecture where the server generates complete HTML pages on each request by combining data with predefined </w:t>
+      </w:r>
+      <w:proofErr w:type="gramStart"/>
+      <w:r>
+        <w:rPr>
+          <w:color w:val="000000" w:themeColor="text1"/>
+        </w:rPr>
+        <w:t>templates, and</w:t>
+      </w:r>
+      <w:proofErr w:type="gramEnd"/>
+      <w:r>
+        <w:rPr>
+          <w:color w:val="000000" w:themeColor="text1"/>
+        </w:rPr>
+        <w:t xml:space="preserve"> then sends fully rendered pages directly to the browser. The browser’s role is mainly to display these HTML pages, and each user interaction often results in a new request to the server and a full page reload. This approach simplifies the frontend and generally provides better SEO and broader device compatibility, since no heavy JavaScript is required. However, it can increase server load because the server is responsible for rendering pages and may result in a less smooth, more traditional web experience compared to SPAs.</w:t>
       </w:r>
     </w:p>
     <w:tbl>
@@ -476,7 +490,15 @@
               </w:rPr>
             </w:pPr>
             <w:r>
-              <w:t>0 (Traditional page reload UX, less dynamic)</w:t>
+              <w:t xml:space="preserve">0 (Traditional </w:t>
+            </w:r>
+            <w:proofErr w:type="gramStart"/>
+            <w:r>
+              <w:t>page</w:t>
+            </w:r>
+            <w:proofErr w:type="gramEnd"/>
+            <w:r>
+              <w:t xml:space="preserve"> reload UX, less dynamic)</w:t>
             </w:r>
           </w:p>
         </w:tc>
@@ -824,12 +846,21 @@
           <w:lang w:val="en-US"/>
         </w:rPr>
       </w:pPr>
-      <w:r>
-        <w:rPr>
-          <w:color w:val="000000" w:themeColor="text1"/>
-          <w:lang w:val="en-US"/>
-        </w:rPr>
-        <w:t>First we have the context, which is the usage context and the business context, how many users use it, using which web browser and what do we do and in what quantity</w:t>
+      <w:proofErr w:type="gramStart"/>
+      <w:r>
+        <w:rPr>
+          <w:color w:val="000000" w:themeColor="text1"/>
+          <w:lang w:val="en-US"/>
+        </w:rPr>
+        <w:t>First</w:t>
+      </w:r>
+      <w:proofErr w:type="gramEnd"/>
+      <w:r>
+        <w:rPr>
+          <w:color w:val="000000" w:themeColor="text1"/>
+          <w:lang w:val="en-US"/>
+        </w:rPr>
+        <w:t xml:space="preserve"> we have the context, which is the usage context and the business context, how many users use it, using which web browser and what do we do and in what quantity</w:t>
       </w:r>
     </w:p>
     <w:p>
@@ -849,7 +880,23 @@
           <w:color w:val="000000" w:themeColor="text1"/>
           <w:lang w:val="en-US"/>
         </w:rPr>
-        <w:t xml:space="preserve">Constraints, we have organizational, technological, and the quality attributes being evaluated. </w:t>
+        <w:t xml:space="preserve">Constraints, we have organizational, technological, and </w:t>
+      </w:r>
+      <w:proofErr w:type="gramStart"/>
+      <w:r>
+        <w:rPr>
+          <w:color w:val="000000" w:themeColor="text1"/>
+          <w:lang w:val="en-US"/>
+        </w:rPr>
+        <w:t>the quality</w:t>
+      </w:r>
+      <w:proofErr w:type="gramEnd"/>
+      <w:r>
+        <w:rPr>
+          <w:color w:val="000000" w:themeColor="text1"/>
+          <w:lang w:val="en-US"/>
+        </w:rPr>
+        <w:t xml:space="preserve"> attributes being evaluated. </w:t>
       </w:r>
     </w:p>
     <w:p>
@@ -889,7 +936,23 @@
           <w:color w:val="000000" w:themeColor="text1"/>
           <w:lang w:val="en-US"/>
         </w:rPr>
-        <w:t xml:space="preserve">from what I see we analyze the project management style, agile vs waterfall. We look how many teams we have and if we have any </w:t>
+        <w:t xml:space="preserve">from what I see we analyze the project management style, agile vs waterfall. We </w:t>
+      </w:r>
+      <w:proofErr w:type="gramStart"/>
+      <w:r>
+        <w:rPr>
+          <w:color w:val="000000" w:themeColor="text1"/>
+          <w:lang w:val="en-US"/>
+        </w:rPr>
+        <w:t>look</w:t>
+      </w:r>
+      <w:proofErr w:type="gramEnd"/>
+      <w:r>
+        <w:rPr>
+          <w:color w:val="000000" w:themeColor="text1"/>
+          <w:lang w:val="en-US"/>
+        </w:rPr>
+        <w:t xml:space="preserve"> how many teams we have and if we have any </w:t>
       </w:r>
       <w:proofErr w:type="spellStart"/>
       <w:r>
@@ -959,7 +1022,23 @@
           <w:color w:val="000000" w:themeColor="text1"/>
           <w:lang w:val="en-US"/>
         </w:rPr>
-        <w:t xml:space="preserve">where are we deploying our project and what other tech we are going to use, if we are evaluating the front end decision, which backend are we using. </w:t>
+        <w:t xml:space="preserve">where are we deploying our project and what other tech we are going to use, if we are evaluating the </w:t>
+      </w:r>
+      <w:proofErr w:type="gramStart"/>
+      <w:r>
+        <w:rPr>
+          <w:color w:val="000000" w:themeColor="text1"/>
+          <w:lang w:val="en-US"/>
+        </w:rPr>
+        <w:t>front end</w:t>
+      </w:r>
+      <w:proofErr w:type="gramEnd"/>
+      <w:r>
+        <w:rPr>
+          <w:color w:val="000000" w:themeColor="text1"/>
+          <w:lang w:val="en-US"/>
+        </w:rPr>
+        <w:t xml:space="preserve"> decision, which backend are we using. </w:t>
       </w:r>
     </w:p>
     <w:p>
@@ -1129,22 +1208,54 @@
           <w:color w:val="000000" w:themeColor="text1"/>
           <w:lang w:val="en-US"/>
         </w:rPr>
-        <w:t>#ADR-001: Choosing The Programming Language Java vs Python</w:t>
-      </w:r>
-    </w:p>
-    <w:p>
-      <w:pPr>
-        <w:rPr>
-          <w:color w:val="000000" w:themeColor="text1"/>
-          <w:lang w:val="en-US"/>
-        </w:rPr>
-      </w:pPr>
-      <w:r>
-        <w:rPr>
-          <w:color w:val="000000" w:themeColor="text1"/>
-          <w:lang w:val="en-US"/>
-        </w:rPr>
-        <w:t xml:space="preserve">In this ADR we decide on which programming language are we going to base our </w:t>
+        <w:t xml:space="preserve">#ADR-001: Choosing </w:t>
+      </w:r>
+      <w:proofErr w:type="gramStart"/>
+      <w:r>
+        <w:rPr>
+          <w:color w:val="000000" w:themeColor="text1"/>
+          <w:lang w:val="en-US"/>
+        </w:rPr>
+        <w:t>The</w:t>
+      </w:r>
+      <w:proofErr w:type="gramEnd"/>
+      <w:r>
+        <w:rPr>
+          <w:color w:val="000000" w:themeColor="text1"/>
+          <w:lang w:val="en-US"/>
+        </w:rPr>
+        <w:t xml:space="preserve"> Programming Language Java vs Python</w:t>
+      </w:r>
+    </w:p>
+    <w:p>
+      <w:pPr>
+        <w:rPr>
+          <w:color w:val="000000" w:themeColor="text1"/>
+          <w:lang w:val="en-US"/>
+        </w:rPr>
+      </w:pPr>
+      <w:r>
+        <w:rPr>
+          <w:color w:val="000000" w:themeColor="text1"/>
+          <w:lang w:val="en-US"/>
+        </w:rPr>
+        <w:t xml:space="preserve">In this ADR we decide on which programming language </w:t>
+      </w:r>
+      <w:proofErr w:type="gramStart"/>
+      <w:r>
+        <w:rPr>
+          <w:color w:val="000000" w:themeColor="text1"/>
+          <w:lang w:val="en-US"/>
+        </w:rPr>
+        <w:t>are we</w:t>
+      </w:r>
+      <w:proofErr w:type="gramEnd"/>
+      <w:r>
+        <w:rPr>
+          <w:color w:val="000000" w:themeColor="text1"/>
+          <w:lang w:val="en-US"/>
+        </w:rPr>
+        <w:t xml:space="preserve"> going to base our </w:t>
       </w:r>
       <w:proofErr w:type="spellStart"/>
       <w:r>
@@ -1198,7 +1309,23 @@
           <w:color w:val="000000" w:themeColor="text1"/>
           <w:lang w:val="en-US"/>
         </w:rPr>
-        <w:t xml:space="preserve">We have a website to help 2 player play </w:t>
+        <w:t xml:space="preserve">We have a website to help 2 </w:t>
+      </w:r>
+      <w:proofErr w:type="gramStart"/>
+      <w:r>
+        <w:rPr>
+          <w:color w:val="000000" w:themeColor="text1"/>
+          <w:lang w:val="en-US"/>
+        </w:rPr>
+        <w:t>player</w:t>
+      </w:r>
+      <w:proofErr w:type="gramEnd"/>
+      <w:r>
+        <w:rPr>
+          <w:color w:val="000000" w:themeColor="text1"/>
+          <w:lang w:val="en-US"/>
+        </w:rPr>
+        <w:t xml:space="preserve"> play </w:t>
       </w:r>
       <w:proofErr w:type="spellStart"/>
       <w:r>
@@ -1355,7 +1482,23 @@
           <w:color w:val="000000" w:themeColor="text1"/>
           <w:lang w:val="en-US"/>
         </w:rPr>
-        <w:t xml:space="preserve"> all of our Devs know Java and have basic knowledge of </w:t>
+        <w:t xml:space="preserve"> </w:t>
+      </w:r>
+      <w:proofErr w:type="gramStart"/>
+      <w:r>
+        <w:rPr>
+          <w:color w:val="000000" w:themeColor="text1"/>
+          <w:lang w:val="en-US"/>
+        </w:rPr>
+        <w:t>all of</w:t>
+      </w:r>
+      <w:proofErr w:type="gramEnd"/>
+      <w:r>
+        <w:rPr>
+          <w:color w:val="000000" w:themeColor="text1"/>
+          <w:lang w:val="en-US"/>
+        </w:rPr>
+        <w:t xml:space="preserve"> our Devs know Java and have basic knowledge of </w:t>
       </w:r>
       <w:proofErr w:type="spellStart"/>
       <w:r>
@@ -2164,7 +2307,23 @@
           <w:color w:val="000000" w:themeColor="text1"/>
           <w:lang w:val="en-US"/>
         </w:rPr>
-        <w:t xml:space="preserve">We have a website to help 2 player play </w:t>
+        <w:t xml:space="preserve">We have a website to help 2 </w:t>
+      </w:r>
+      <w:proofErr w:type="gramStart"/>
+      <w:r>
+        <w:rPr>
+          <w:color w:val="000000" w:themeColor="text1"/>
+          <w:lang w:val="en-US"/>
+        </w:rPr>
+        <w:t>player</w:t>
+      </w:r>
+      <w:proofErr w:type="gramEnd"/>
+      <w:r>
+        <w:rPr>
+          <w:color w:val="000000" w:themeColor="text1"/>
+          <w:lang w:val="en-US"/>
+        </w:rPr>
+        <w:t xml:space="preserve"> play </w:t>
       </w:r>
       <w:proofErr w:type="spellStart"/>
       <w:r>
@@ -2281,7 +2440,23 @@
           <w:color w:val="000000" w:themeColor="text1"/>
           <w:lang w:val="en-US"/>
         </w:rPr>
-        <w:t xml:space="preserve">We have 3 developers 2 in Aschaffenburg and 1 in Mainz, we operate using Agile methodologies </w:t>
+        <w:t xml:space="preserve">We have 3 </w:t>
+      </w:r>
+      <w:proofErr w:type="gramStart"/>
+      <w:r>
+        <w:rPr>
+          <w:color w:val="000000" w:themeColor="text1"/>
+          <w:lang w:val="en-US"/>
+        </w:rPr>
+        <w:t>developers</w:t>
+      </w:r>
+      <w:proofErr w:type="gramEnd"/>
+      <w:r>
+        <w:rPr>
+          <w:color w:val="000000" w:themeColor="text1"/>
+          <w:lang w:val="en-US"/>
+        </w:rPr>
+        <w:t xml:space="preserve"> 2 in Aschaffenburg and 1 in Mainz, we operate using Agile methodologies </w:t>
       </w:r>
     </w:p>
     <w:p>
@@ -2300,12 +2475,21 @@
         </w:rPr>
         <w:t xml:space="preserve">Technical:  </w:t>
       </w:r>
-      <w:r>
-        <w:rPr>
-          <w:color w:val="000000" w:themeColor="text1"/>
-          <w:lang w:val="en-US"/>
-        </w:rPr>
-        <w:t xml:space="preserve">all of our developers know </w:t>
+      <w:proofErr w:type="gramStart"/>
+      <w:r>
+        <w:rPr>
+          <w:color w:val="000000" w:themeColor="text1"/>
+          <w:lang w:val="en-US"/>
+        </w:rPr>
+        <w:t>all of</w:t>
+      </w:r>
+      <w:proofErr w:type="gramEnd"/>
+      <w:r>
+        <w:rPr>
+          <w:color w:val="000000" w:themeColor="text1"/>
+          <w:lang w:val="en-US"/>
+        </w:rPr>
+        <w:t xml:space="preserve"> our developers know </w:t>
       </w:r>
       <w:proofErr w:type="spellStart"/>
       <w:r>
@@ -2355,91 +2539,23 @@
           <w:color w:val="000000" w:themeColor="text1"/>
           <w:lang w:val="en-US"/>
         </w:rPr>
-        <w:t>-1-</w:t>
-      </w:r>
-      <w:r>
-        <w:rPr>
-          <w:color w:val="000000" w:themeColor="text1"/>
-          <w:lang w:val="en-US"/>
-        </w:rPr>
-        <w:t xml:space="preserve"> Functional Suitability  </w:t>
-      </w:r>
-      <w:r>
-        <w:rPr>
-          <w:color w:val="000000" w:themeColor="text1"/>
-          <w:lang w:val="en-US"/>
-        </w:rPr>
-        <w:t xml:space="preserve"> </w:t>
-      </w:r>
-      <w:r>
-        <w:rPr>
-          <w:color w:val="000000" w:themeColor="text1"/>
-          <w:lang w:val="en-US"/>
-        </w:rPr>
-        <w:t>-2-</w:t>
-      </w:r>
-      <w:r>
-        <w:rPr>
-          <w:color w:val="000000" w:themeColor="text1"/>
-          <w:lang w:val="en-US"/>
-        </w:rPr>
-        <w:t xml:space="preserve">Usability </w:t>
-      </w:r>
-      <w:r>
-        <w:rPr>
-          <w:color w:val="000000" w:themeColor="text1"/>
-          <w:lang w:val="en-US"/>
-        </w:rPr>
-        <w:t xml:space="preserve"> </w:t>
-      </w:r>
-      <w:r>
-        <w:rPr>
-          <w:color w:val="000000" w:themeColor="text1"/>
-          <w:lang w:val="en-US"/>
-        </w:rPr>
-        <w:t>-</w:t>
-      </w:r>
-      <w:r>
-        <w:rPr>
-          <w:color w:val="000000" w:themeColor="text1"/>
-          <w:lang w:val="en-US"/>
-        </w:rPr>
-        <w:t>3</w:t>
-      </w:r>
-      <w:r>
-        <w:rPr>
-          <w:color w:val="000000" w:themeColor="text1"/>
-          <w:lang w:val="en-US"/>
-        </w:rPr>
-        <w:t>- portability -</w:t>
-      </w:r>
-      <w:r>
-        <w:rPr>
-          <w:color w:val="000000" w:themeColor="text1"/>
-          <w:lang w:val="en-US"/>
-        </w:rPr>
-        <w:t>4</w:t>
-      </w:r>
-      <w:r>
-        <w:rPr>
-          <w:color w:val="000000" w:themeColor="text1"/>
-          <w:lang w:val="en-US"/>
-        </w:rPr>
-        <w:t>- reliability -</w:t>
-      </w:r>
-      <w:r>
-        <w:rPr>
-          <w:color w:val="000000" w:themeColor="text1"/>
-          <w:lang w:val="en-US"/>
-        </w:rPr>
-        <w:t>5</w:t>
-      </w:r>
-      <w:r>
-        <w:rPr>
-          <w:color w:val="000000" w:themeColor="text1"/>
-          <w:lang w:val="en-US"/>
-        </w:rPr>
-        <w:t>- maintainability</w:t>
+        <w:t>-1- Functional Suitability   -2-</w:t>
+      </w:r>
+      <w:proofErr w:type="gramStart"/>
+      <w:r>
+        <w:rPr>
+          <w:color w:val="000000" w:themeColor="text1"/>
+          <w:lang w:val="en-US"/>
+        </w:rPr>
+        <w:t>Usability  -</w:t>
+      </w:r>
+      <w:proofErr w:type="gramEnd"/>
+      <w:r>
+        <w:rPr>
+          <w:color w:val="000000" w:themeColor="text1"/>
+          <w:lang w:val="en-US"/>
+        </w:rPr>
+        <w:t>3- portability -4- reliability -5- maintainability</w:t>
       </w:r>
     </w:p>
     <w:p>
@@ -3002,7 +3118,19 @@
         <w:rPr>
           <w:color w:val="000000" w:themeColor="text1"/>
         </w:rPr>
-        <w:t>We will be moving forward with the SAP since we prioritise the usability more in this application</w:t>
+        <w:t>We will be moving forward with the SP</w:t>
+      </w:r>
+      <w:r>
+        <w:rPr>
+          <w:color w:val="000000" w:themeColor="text1"/>
+        </w:rPr>
+        <w:t>A</w:t>
+      </w:r>
+      <w:r>
+        <w:rPr>
+          <w:color w:val="000000" w:themeColor="text1"/>
+        </w:rPr>
+        <w:t xml:space="preserve"> since we prioritise the usability more in this application</w:t>
       </w:r>
     </w:p>
     <w:p>
@@ -3063,7 +3191,21 @@
         <w:rPr>
           <w:color w:val="000000" w:themeColor="text1"/>
         </w:rPr>
-        <w:t>portability will be harder to maintain, and not SEO  friendly.</w:t>
+        <w:t xml:space="preserve">portability will be harder to maintain, and not </w:t>
+      </w:r>
+      <w:proofErr w:type="gramStart"/>
+      <w:r>
+        <w:rPr>
+          <w:color w:val="000000" w:themeColor="text1"/>
+        </w:rPr>
+        <w:t>SEO  friendly</w:t>
+      </w:r>
+      <w:proofErr w:type="gramEnd"/>
+      <w:r>
+        <w:rPr>
+          <w:color w:val="000000" w:themeColor="text1"/>
+        </w:rPr>
+        <w:t>.</w:t>
       </w:r>
     </w:p>
     <w:p>
@@ -3324,7 +3466,23 @@
           <w:color w:val="000000" w:themeColor="text1"/>
           <w:lang w:val="en-US"/>
         </w:rPr>
-        <w:t>-1- Functional Suitability   -2-Usability  -3- portability -4- reliability -5- maintainability</w:t>
+        <w:t>-1- Functional Suitability   -2-</w:t>
+      </w:r>
+      <w:proofErr w:type="gramStart"/>
+      <w:r>
+        <w:rPr>
+          <w:color w:val="000000" w:themeColor="text1"/>
+          <w:lang w:val="en-US"/>
+        </w:rPr>
+        <w:t>Usability  -</w:t>
+      </w:r>
+      <w:proofErr w:type="gramEnd"/>
+      <w:r>
+        <w:rPr>
+          <w:color w:val="000000" w:themeColor="text1"/>
+          <w:lang w:val="en-US"/>
+        </w:rPr>
+        <w:t>3- portability -4- reliability -5- maintainability</w:t>
       </w:r>
     </w:p>
     <w:p>
@@ -3376,7 +3534,21 @@
         <w:rPr>
           <w:color w:val="000000" w:themeColor="text1"/>
         </w:rPr>
-        <w:t>A lightweight Java framework that simplifies the development of web applications and REST APIs through auto-configuration and convention-over-configuration.</w:t>
+        <w:t xml:space="preserve">A lightweight Java framework that simplifies the development of web applications and REST APIs through </w:t>
+      </w:r>
+      <w:proofErr w:type="gramStart"/>
+      <w:r>
+        <w:rPr>
+          <w:color w:val="000000" w:themeColor="text1"/>
+        </w:rPr>
+        <w:t>auto-configuration</w:t>
+      </w:r>
+      <w:proofErr w:type="gramEnd"/>
+      <w:r>
+        <w:rPr>
+          <w:color w:val="000000" w:themeColor="text1"/>
+        </w:rPr>
+        <w:t xml:space="preserve"> and convention-over-configuration.</w:t>
       </w:r>
     </w:p>
     <w:p>
@@ -4690,6 +4862,7 @@
   <w:style w:type="character" w:default="1" w:styleId="DefaultParagraphFont">
     <w:name w:val="Default Paragraph Font"/>
     <w:uiPriority w:val="1"/>
+    <w:semiHidden/>
     <w:unhideWhenUsed/>
   </w:style>
   <w:style w:type="table" w:default="1" w:styleId="TableNormal">

--- a/SWARD/Exercises/Exercise 3.docx
+++ b/SWARD/Exercises/Exercise 3.docx
@@ -1967,7 +1967,7 @@
                 <w:color w:val="000000" w:themeColor="text1"/>
                 <w:lang w:val="en-US"/>
               </w:rPr>
-              <w:t>-</w:t>
+              <w:t>+</w:t>
             </w:r>
           </w:p>
         </w:tc>
@@ -2395,6 +2395,28 @@
         <w:t>linux</w:t>
       </w:r>
       <w:proofErr w:type="spellEnd"/>
+      <w:r>
+        <w:rPr>
+          <w:color w:val="000000" w:themeColor="text1"/>
+          <w:lang w:val="en-US"/>
+        </w:rPr>
+        <w:t xml:space="preserve"> we are currently in the design phase</w:t>
+      </w:r>
+    </w:p>
+    <w:p>
+      <w:pPr>
+        <w:rPr>
+          <w:color w:val="000000" w:themeColor="text1"/>
+          <w:lang w:val="en-US"/>
+        </w:rPr>
+      </w:pPr>
+      <w:r>
+        <w:rPr>
+          <w:color w:val="000000" w:themeColor="text1"/>
+          <w:lang w:val="en-US"/>
+        </w:rPr>
+        <w:t>We expect our user base to grow by 12% this year</w:t>
+      </w:r>
     </w:p>
     <w:p>
       <w:pPr>
@@ -3104,7 +3126,6 @@
         <w:rPr>
           <w:color w:val="000000" w:themeColor="text1"/>
         </w:rPr>
-        <w:lastRenderedPageBreak/>
         <w:t>#Decision</w:t>
       </w:r>
     </w:p>
@@ -3576,6 +3597,7 @@
         <w:rPr>
           <w:color w:val="000000" w:themeColor="text1"/>
         </w:rPr>
+        <w:lastRenderedPageBreak/>
         <w:t>A standardized enterprise Java platform that provides specifications and APIs for building large-scale web and business applications.</w:t>
       </w:r>
     </w:p>
@@ -3589,7 +3611,6 @@
         <w:rPr>
           <w:color w:val="000000" w:themeColor="text1"/>
         </w:rPr>
-        <w:lastRenderedPageBreak/>
         <w:t>#Evalutaion Of Alternatives</w:t>
       </w:r>
     </w:p>
